--- a/sv/doc_templates/detection.docx
+++ b/sv/doc_templates/detection.docx
@@ -13,15 +13,7 @@
       </w:pPr>
       <w:r>
         <w:rPr/>
-        <w:t xml:space="preserve">{%p for </w:t>
-      </w:r>
-      <w:r>
-        <w:rPr/>
-        <w:t>object</w:t>
-      </w:r>
-      <w:r>
-        <w:rPr/>
-        <w:t xml:space="preserve"> in </w:t>
+        <w:t xml:space="preserve">{%p for object in </w:t>
       </w:r>
       <w:bookmarkStart w:id="0" w:name="__DdeLink__583_307541713"/>
       <w:r>
@@ -43,13 +35,17 @@
         </w:numPr>
         <w:jc w:val="center"/>
         <w:rPr>
-          <w:rFonts w:ascii="Calibri" w:hAnsi="Calibri" w:cs="Calibri" w:asciiTheme="minorHAnsi" w:cstheme="minorHAnsi" w:hAnsiTheme="minorHAnsi"/>
+          <w:rFonts w:cs="" w:asciiTheme="minorHAnsi" w:cstheme="minorHAnsi" w:hAnsiTheme="minorHAnsi"/>
           <w:sz w:val="24"/>
           <w:szCs w:val="24"/>
         </w:rPr>
       </w:pPr>
       <w:r>
-        <w:rPr/>
+        <w:rPr>
+          <w:rFonts w:cs="" w:asciiTheme="minorHAnsi" w:cstheme="minorHAnsi" w:hAnsiTheme="minorHAnsi"/>
+          <w:sz w:val="24"/>
+          <w:szCs w:val="24"/>
+        </w:rPr>
       </w:r>
     </w:p>
     <w:p>
@@ -61,14 +57,14 @@
         </w:numPr>
         <w:jc w:val="center"/>
         <w:rPr>
-          <w:rFonts w:ascii="Calibri" w:hAnsi="Calibri" w:cs="Calibri" w:asciiTheme="minorHAnsi" w:cstheme="minorHAnsi" w:hAnsiTheme="minorHAnsi"/>
+          <w:rFonts w:cs="" w:asciiTheme="minorHAnsi" w:cstheme="minorHAnsi" w:hAnsiTheme="minorHAnsi"/>
           <w:sz w:val="24"/>
           <w:szCs w:val="24"/>
         </w:rPr>
       </w:pPr>
       <w:r>
         <w:rPr>
-          <w:rFonts w:cs="Calibri" w:ascii="Calibri" w:hAnsi="Calibri" w:asciiTheme="minorHAnsi" w:cstheme="minorHAnsi" w:hAnsiTheme="minorHAnsi"/>
+          <w:rFonts w:cs="" w:asciiTheme="minorHAnsi" w:cstheme="minorHAnsi" w:hAnsiTheme="minorHAnsi"/>
           <w:sz w:val="24"/>
           <w:szCs w:val="24"/>
         </w:rPr>
@@ -80,13 +76,17 @@
         <w:pStyle w:val="Corpsdetexte"/>
         <w:jc w:val="center"/>
         <w:rPr>
-          <w:rFonts w:ascii="Calibri" w:hAnsi="Calibri" w:cs="Calibri" w:asciiTheme="minorHAnsi" w:cstheme="minorHAnsi" w:hAnsiTheme="minorHAnsi"/>
+          <w:rFonts w:cs="" w:asciiTheme="minorHAnsi" w:cstheme="minorHAnsi" w:hAnsiTheme="minorHAnsi"/>
           <w:sz w:val="24"/>
           <w:szCs w:val="24"/>
         </w:rPr>
       </w:pPr>
       <w:r>
-        <w:rPr/>
+        <w:rPr>
+          <w:rFonts w:cs="" w:asciiTheme="minorHAnsi" w:cstheme="minorHAnsi" w:hAnsiTheme="minorHAnsi"/>
+          <w:sz w:val="24"/>
+          <w:szCs w:val="24"/>
+        </w:rPr>
       </w:r>
     </w:p>
     <w:p>
@@ -227,31 +227,19 @@
       </w:r>
       <w:r>
         <w:rPr>
-          <w:rFonts w:cs="Calibri" w:ascii="Calibri" w:hAnsi="Calibri" w:asciiTheme="minorHAnsi" w:cstheme="minorHAnsi" w:hAnsiTheme="minorHAnsi"/>
-          <w:sz w:val="20"/>
-          <w:szCs w:val="20"/>
-        </w:rPr>
-        <w:t>{% if object.date_premier_signalement %</w:t>
-      </w:r>
-      <w:r>
-        <w:rPr>
-          <w:rFonts w:cs="Calibri" w:ascii="Calibri" w:hAnsi="Calibri" w:asciiTheme="minorHAnsi" w:cstheme="minorHAnsi" w:hAnsiTheme="minorHAnsi"/>
-          <w:sz w:val="20"/>
-          <w:szCs w:val="20"/>
-        </w:rPr>
-        <w:t>}</w:t>
-      </w:r>
-      <w:r>
-        <w:rPr/>
-        <w:t>{{ object.date_premier_signalement.strftime("%Y-%m-%d %H:%M") }}</w:t>
-      </w:r>
-      <w:r>
-        <w:rPr/>
-        <w:t>{% else %}-</w:t>
-      </w:r>
-      <w:r>
-        <w:rPr>
-          <w:rFonts w:cs="Calibri" w:ascii="Calibri" w:hAnsi="Calibri" w:asciiTheme="minorHAnsi" w:cstheme="minorHAnsi" w:hAnsiTheme="minorHAnsi"/>
+          <w:rFonts w:cs="" w:asciiTheme="minorHAnsi" w:cstheme="minorHAnsi" w:hAnsiTheme="minorHAnsi"/>
+          <w:sz w:val="20"/>
+          <w:szCs w:val="20"/>
+        </w:rPr>
+        <w:t>{% if object.date_premier_signalement %}</w:t>
+      </w:r>
+      <w:r>
+        <w:rPr/>
+        <w:t>{{ object.date_premier_signalement.strftime("%Y-%m-%d %H:%M") }}{% else %}-</w:t>
+      </w:r>
+      <w:r>
+        <w:rPr>
+          <w:rFonts w:cs="" w:asciiTheme="minorHAnsi" w:cstheme="minorHAnsi" w:hAnsiTheme="minorHAnsi"/>
           <w:sz w:val="20"/>
           <w:szCs w:val="20"/>
         </w:rPr>
@@ -303,7 +291,7 @@
       </w:pPr>
       <w:r>
         <w:rPr>
-          <w:rFonts w:cs="Calibri" w:ascii="Calibri" w:hAnsi="Calibri" w:asciiTheme="minorHAnsi" w:cstheme="minorHAnsi" w:hAnsiTheme="minorHAnsi"/>
+          <w:rFonts w:cs="" w:asciiTheme="minorHAnsi" w:cstheme="minorHAnsi" w:hAnsiTheme="minorHAnsi"/>
           <w:sz w:val="20"/>
           <w:szCs w:val="20"/>
         </w:rPr>
@@ -314,24 +302,24 @@
       <w:pPr>
         <w:pStyle w:val="Lignehorizontale"/>
         <w:rPr>
-          <w:rFonts w:ascii="Calibri" w:hAnsi="Calibri" w:cs="Calibri" w:asciiTheme="minorHAnsi" w:cstheme="minorHAnsi" w:hAnsiTheme="minorHAnsi"/>
-          <w:sz w:val="20"/>
-          <w:szCs w:val="20"/>
-        </w:rPr>
-      </w:pPr>
-      <w:r>
-        <w:rPr>
-          <w:rFonts w:cs="Calibri" w:cstheme="minorHAnsi" w:ascii="Calibri" w:hAnsi="Calibri"/>
-          <w:sz w:val="20"/>
-          <w:szCs w:val="20"/>
-        </w:rPr>
-      </w:r>
-    </w:p>
-    <w:p>
-      <w:pPr>
-        <w:pStyle w:val="Corpsdetexte"/>
-        <w:rPr>
-          <w:rFonts w:ascii="Calibri" w:hAnsi="Calibri" w:cs="Calibri" w:asciiTheme="minorHAnsi" w:cstheme="minorHAnsi" w:hAnsiTheme="minorHAnsi"/>
+          <w:rFonts w:cs="" w:asciiTheme="minorHAnsi" w:cstheme="minorHAnsi" w:hAnsiTheme="minorHAnsi"/>
+          <w:sz w:val="20"/>
+          <w:szCs w:val="20"/>
+        </w:rPr>
+      </w:pPr>
+      <w:r>
+        <w:rPr>
+          <w:rFonts w:cs="" w:asciiTheme="minorHAnsi" w:cstheme="minorHAnsi" w:hAnsiTheme="minorHAnsi"/>
+          <w:sz w:val="20"/>
+          <w:szCs w:val="20"/>
+        </w:rPr>
+      </w:r>
+    </w:p>
+    <w:p>
+      <w:pPr>
+        <w:pStyle w:val="Corpsdetexte"/>
+        <w:rPr>
+          <w:rFonts w:cs="" w:asciiTheme="minorHAnsi" w:cstheme="minorHAnsi" w:hAnsiTheme="minorHAnsi"/>
           <w:sz w:val="20"/>
           <w:szCs w:val="20"/>
         </w:rPr>
@@ -345,7 +333,7 @@
       <w:pPr>
         <w:pStyle w:val="Corpsdetexte"/>
         <w:rPr>
-          <w:rFonts w:ascii="Calibri" w:hAnsi="Calibri" w:cs="Calibri" w:asciiTheme="minorHAnsi" w:cstheme="minorHAnsi" w:hAnsiTheme="minorHAnsi"/>
+          <w:rFonts w:cs="" w:asciiTheme="minorHAnsi" w:cstheme="minorHAnsi" w:hAnsiTheme="minorHAnsi"/>
           <w:sz w:val="20"/>
           <w:szCs w:val="20"/>
         </w:rPr>
@@ -359,7 +347,7 @@
       <w:pPr>
         <w:pStyle w:val="Normal"/>
         <w:rPr>
-          <w:rFonts w:ascii="Calibri" w:hAnsi="Calibri" w:cs="Calibri" w:asciiTheme="minorHAnsi" w:cstheme="minorHAnsi" w:hAnsiTheme="minorHAnsi"/>
+          <w:rFonts w:cs="" w:asciiTheme="minorHAnsi" w:cstheme="minorHAnsi" w:hAnsiTheme="minorHAnsi"/>
           <w:sz w:val="20"/>
           <w:szCs w:val="20"/>
         </w:rPr>
@@ -373,20 +361,24 @@
       <w:pPr>
         <w:pStyle w:val="Normal"/>
         <w:rPr>
-          <w:rFonts w:ascii="Calibri" w:hAnsi="Calibri" w:cs="Calibri" w:asciiTheme="minorHAnsi" w:cstheme="minorHAnsi" w:hAnsiTheme="minorHAnsi"/>
-          <w:sz w:val="20"/>
-          <w:szCs w:val="20"/>
-        </w:rPr>
-      </w:pPr>
-      <w:r>
-        <w:rPr/>
-      </w:r>
-    </w:p>
-    <w:p>
-      <w:pPr>
-        <w:pStyle w:val="Normal"/>
-        <w:rPr>
-          <w:rFonts w:ascii="Calibri" w:hAnsi="Calibri" w:cs="Calibri" w:asciiTheme="minorHAnsi" w:cstheme="minorHAnsi" w:hAnsiTheme="minorHAnsi"/>
+          <w:rFonts w:cs="" w:asciiTheme="minorHAnsi" w:cstheme="minorHAnsi" w:hAnsiTheme="minorHAnsi"/>
+          <w:sz w:val="20"/>
+          <w:szCs w:val="20"/>
+        </w:rPr>
+      </w:pPr>
+      <w:r>
+        <w:rPr>
+          <w:rFonts w:cs="" w:asciiTheme="minorHAnsi" w:cstheme="minorHAnsi" w:hAnsiTheme="minorHAnsi"/>
+          <w:sz w:val="20"/>
+          <w:szCs w:val="20"/>
+        </w:rPr>
+      </w:r>
+    </w:p>
+    <w:p>
+      <w:pPr>
+        <w:pStyle w:val="Normal"/>
+        <w:rPr>
+          <w:rFonts w:cs="" w:asciiTheme="minorHAnsi" w:cstheme="minorHAnsi" w:hAnsiTheme="minorHAnsi"/>
           <w:sz w:val="20"/>
           <w:szCs w:val="20"/>
         </w:rPr>
@@ -400,20 +392,24 @@
       <w:pPr>
         <w:pStyle w:val="Normal"/>
         <w:rPr>
-          <w:rFonts w:ascii="Calibri" w:hAnsi="Calibri" w:cs="Calibri" w:asciiTheme="minorHAnsi" w:cstheme="minorHAnsi" w:hAnsiTheme="minorHAnsi"/>
-          <w:sz w:val="20"/>
-          <w:szCs w:val="20"/>
-        </w:rPr>
-      </w:pPr>
-      <w:r>
-        <w:rPr/>
-      </w:r>
-    </w:p>
-    <w:p>
-      <w:pPr>
-        <w:pStyle w:val="Normal"/>
-        <w:rPr>
-          <w:rFonts w:ascii="Calibri" w:hAnsi="Calibri" w:cs="Calibri" w:asciiTheme="minorHAnsi" w:cstheme="minorHAnsi" w:hAnsiTheme="minorHAnsi"/>
+          <w:rFonts w:cs="" w:asciiTheme="minorHAnsi" w:cstheme="minorHAnsi" w:hAnsiTheme="minorHAnsi"/>
+          <w:sz w:val="20"/>
+          <w:szCs w:val="20"/>
+        </w:rPr>
+      </w:pPr>
+      <w:r>
+        <w:rPr>
+          <w:rFonts w:cs="" w:asciiTheme="minorHAnsi" w:cstheme="minorHAnsi" w:hAnsiTheme="minorHAnsi"/>
+          <w:sz w:val="20"/>
+          <w:szCs w:val="20"/>
+        </w:rPr>
+      </w:r>
+    </w:p>
+    <w:p>
+      <w:pPr>
+        <w:pStyle w:val="Normal"/>
+        <w:rPr>
+          <w:rFonts w:cs="" w:asciiTheme="minorHAnsi" w:cstheme="minorHAnsi" w:hAnsiTheme="minorHAnsi"/>
           <w:sz w:val="20"/>
           <w:szCs w:val="20"/>
         </w:rPr>
@@ -427,20 +423,24 @@
       <w:pPr>
         <w:pStyle w:val="Normal"/>
         <w:rPr>
-          <w:rFonts w:ascii="Calibri" w:hAnsi="Calibri" w:cs="Calibri" w:asciiTheme="minorHAnsi" w:cstheme="minorHAnsi" w:hAnsiTheme="minorHAnsi"/>
-          <w:sz w:val="20"/>
-          <w:szCs w:val="20"/>
-        </w:rPr>
-      </w:pPr>
-      <w:r>
-        <w:rPr/>
-      </w:r>
-    </w:p>
-    <w:p>
-      <w:pPr>
-        <w:pStyle w:val="Normal"/>
-        <w:rPr>
-          <w:rFonts w:ascii="Calibri" w:hAnsi="Calibri" w:cs="Calibri" w:asciiTheme="minorHAnsi" w:cstheme="minorHAnsi" w:hAnsiTheme="minorHAnsi"/>
+          <w:rFonts w:cs="" w:asciiTheme="minorHAnsi" w:cstheme="minorHAnsi" w:hAnsiTheme="minorHAnsi"/>
+          <w:sz w:val="20"/>
+          <w:szCs w:val="20"/>
+        </w:rPr>
+      </w:pPr>
+      <w:r>
+        <w:rPr>
+          <w:rFonts w:cs="" w:asciiTheme="minorHAnsi" w:cstheme="minorHAnsi" w:hAnsiTheme="minorHAnsi"/>
+          <w:sz w:val="20"/>
+          <w:szCs w:val="20"/>
+        </w:rPr>
+      </w:r>
+    </w:p>
+    <w:p>
+      <w:pPr>
+        <w:pStyle w:val="Normal"/>
+        <w:rPr>
+          <w:rFonts w:cs="" w:asciiTheme="minorHAnsi" w:cstheme="minorHAnsi" w:hAnsiTheme="minorHAnsi"/>
           <w:sz w:val="20"/>
           <w:szCs w:val="20"/>
         </w:rPr>
@@ -454,20 +454,24 @@
       <w:pPr>
         <w:pStyle w:val="Normal"/>
         <w:rPr>
-          <w:rFonts w:ascii="Calibri" w:hAnsi="Calibri" w:cs="Calibri" w:asciiTheme="minorHAnsi" w:cstheme="minorHAnsi" w:hAnsiTheme="minorHAnsi"/>
-          <w:sz w:val="20"/>
-          <w:szCs w:val="20"/>
-        </w:rPr>
-      </w:pPr>
-      <w:r>
-        <w:rPr/>
-      </w:r>
-    </w:p>
-    <w:p>
-      <w:pPr>
-        <w:pStyle w:val="Normal"/>
-        <w:rPr>
-          <w:rFonts w:ascii="Calibri" w:hAnsi="Calibri" w:cs="Calibri" w:asciiTheme="minorHAnsi" w:cstheme="minorHAnsi" w:hAnsiTheme="minorHAnsi"/>
+          <w:rFonts w:cs="" w:asciiTheme="minorHAnsi" w:cstheme="minorHAnsi" w:hAnsiTheme="minorHAnsi"/>
+          <w:sz w:val="20"/>
+          <w:szCs w:val="20"/>
+        </w:rPr>
+      </w:pPr>
+      <w:r>
+        <w:rPr>
+          <w:rFonts w:cs="" w:asciiTheme="minorHAnsi" w:cstheme="minorHAnsi" w:hAnsiTheme="minorHAnsi"/>
+          <w:sz w:val="20"/>
+          <w:szCs w:val="20"/>
+        </w:rPr>
+      </w:r>
+    </w:p>
+    <w:p>
+      <w:pPr>
+        <w:pStyle w:val="Normal"/>
+        <w:rPr>
+          <w:rFonts w:cs="" w:asciiTheme="minorHAnsi" w:cstheme="minorHAnsi" w:hAnsiTheme="minorHAnsi"/>
           <w:sz w:val="20"/>
           <w:szCs w:val="20"/>
         </w:rPr>
@@ -481,20 +485,24 @@
       <w:pPr>
         <w:pStyle w:val="Normal"/>
         <w:rPr>
-          <w:rFonts w:ascii="Calibri" w:hAnsi="Calibri" w:cs="Calibri" w:asciiTheme="minorHAnsi" w:cstheme="minorHAnsi" w:hAnsiTheme="minorHAnsi"/>
-          <w:sz w:val="20"/>
-          <w:szCs w:val="20"/>
-        </w:rPr>
-      </w:pPr>
-      <w:r>
-        <w:rPr/>
-      </w:r>
-    </w:p>
-    <w:p>
-      <w:pPr>
-        <w:pStyle w:val="Normal"/>
-        <w:rPr>
-          <w:rFonts w:ascii="Calibri" w:hAnsi="Calibri" w:cs="Calibri" w:asciiTheme="minorHAnsi" w:cstheme="minorHAnsi" w:hAnsiTheme="minorHAnsi"/>
+          <w:rFonts w:cs="" w:asciiTheme="minorHAnsi" w:cstheme="minorHAnsi" w:hAnsiTheme="minorHAnsi"/>
+          <w:sz w:val="20"/>
+          <w:szCs w:val="20"/>
+        </w:rPr>
+      </w:pPr>
+      <w:r>
+        <w:rPr>
+          <w:rFonts w:cs="" w:asciiTheme="minorHAnsi" w:cstheme="minorHAnsi" w:hAnsiTheme="minorHAnsi"/>
+          <w:sz w:val="20"/>
+          <w:szCs w:val="20"/>
+        </w:rPr>
+      </w:r>
+    </w:p>
+    <w:p>
+      <w:pPr>
+        <w:pStyle w:val="Normal"/>
+        <w:rPr>
+          <w:rFonts w:cs="" w:asciiTheme="minorHAnsi" w:cstheme="minorHAnsi" w:hAnsiTheme="minorHAnsi"/>
           <w:sz w:val="20"/>
           <w:szCs w:val="20"/>
         </w:rPr>
@@ -508,20 +516,24 @@
       <w:pPr>
         <w:pStyle w:val="Normal"/>
         <w:rPr>
-          <w:rFonts w:ascii="Calibri" w:hAnsi="Calibri" w:cs="Calibri" w:asciiTheme="minorHAnsi" w:cstheme="minorHAnsi" w:hAnsiTheme="minorHAnsi"/>
-          <w:sz w:val="20"/>
-          <w:szCs w:val="20"/>
-        </w:rPr>
-      </w:pPr>
-      <w:r>
-        <w:rPr/>
-      </w:r>
-    </w:p>
-    <w:p>
-      <w:pPr>
-        <w:pStyle w:val="Normal"/>
-        <w:rPr>
-          <w:rFonts w:ascii="Calibri" w:hAnsi="Calibri" w:cs="Calibri" w:asciiTheme="minorHAnsi" w:cstheme="minorHAnsi" w:hAnsiTheme="minorHAnsi"/>
+          <w:rFonts w:cs="" w:asciiTheme="minorHAnsi" w:cstheme="minorHAnsi" w:hAnsiTheme="minorHAnsi"/>
+          <w:sz w:val="20"/>
+          <w:szCs w:val="20"/>
+        </w:rPr>
+      </w:pPr>
+      <w:r>
+        <w:rPr>
+          <w:rFonts w:cs="" w:asciiTheme="minorHAnsi" w:cstheme="minorHAnsi" w:hAnsiTheme="minorHAnsi"/>
+          <w:sz w:val="20"/>
+          <w:szCs w:val="20"/>
+        </w:rPr>
+      </w:r>
+    </w:p>
+    <w:p>
+      <w:pPr>
+        <w:pStyle w:val="Normal"/>
+        <w:rPr>
+          <w:rFonts w:cs="" w:asciiTheme="minorHAnsi" w:cstheme="minorHAnsi" w:hAnsiTheme="minorHAnsi"/>
           <w:sz w:val="20"/>
           <w:szCs w:val="20"/>
         </w:rPr>
@@ -535,20 +547,24 @@
       <w:pPr>
         <w:pStyle w:val="Normal"/>
         <w:rPr>
-          <w:rFonts w:ascii="Calibri" w:hAnsi="Calibri" w:cs="Calibri" w:asciiTheme="minorHAnsi" w:cstheme="minorHAnsi" w:hAnsiTheme="minorHAnsi"/>
-          <w:sz w:val="20"/>
-          <w:szCs w:val="20"/>
-        </w:rPr>
-      </w:pPr>
-      <w:r>
-        <w:rPr/>
-      </w:r>
-    </w:p>
-    <w:p>
-      <w:pPr>
-        <w:pStyle w:val="Normal"/>
-        <w:rPr>
-          <w:rFonts w:ascii="Calibri" w:hAnsi="Calibri" w:cs="Calibri" w:asciiTheme="minorHAnsi" w:cstheme="minorHAnsi" w:hAnsiTheme="minorHAnsi"/>
+          <w:rFonts w:cs="" w:asciiTheme="minorHAnsi" w:cstheme="minorHAnsi" w:hAnsiTheme="minorHAnsi"/>
+          <w:sz w:val="20"/>
+          <w:szCs w:val="20"/>
+        </w:rPr>
+      </w:pPr>
+      <w:r>
+        <w:rPr>
+          <w:rFonts w:cs="" w:asciiTheme="minorHAnsi" w:cstheme="minorHAnsi" w:hAnsiTheme="minorHAnsi"/>
+          <w:sz w:val="20"/>
+          <w:szCs w:val="20"/>
+        </w:rPr>
+      </w:r>
+    </w:p>
+    <w:p>
+      <w:pPr>
+        <w:pStyle w:val="Normal"/>
+        <w:rPr>
+          <w:rFonts w:cs="" w:asciiTheme="minorHAnsi" w:cstheme="minorHAnsi" w:hAnsiTheme="minorHAnsi"/>
           <w:sz w:val="20"/>
           <w:szCs w:val="20"/>
         </w:rPr>
@@ -562,7 +578,7 @@
       <w:pPr>
         <w:pStyle w:val="Normal"/>
         <w:rPr>
-          <w:rFonts w:ascii="Calibri" w:hAnsi="Calibri" w:cs="Calibri" w:asciiTheme="minorHAnsi" w:cstheme="minorHAnsi" w:hAnsiTheme="minorHAnsi"/>
+          <w:rFonts w:cs="" w:asciiTheme="minorHAnsi" w:cstheme="minorHAnsi" w:hAnsiTheme="minorHAnsi"/>
           <w:sz w:val="20"/>
           <w:szCs w:val="20"/>
         </w:rPr>
@@ -576,20 +592,24 @@
       <w:pPr>
         <w:pStyle w:val="Normal"/>
         <w:rPr>
-          <w:rFonts w:ascii="Calibri" w:hAnsi="Calibri" w:cs="Calibri" w:asciiTheme="minorHAnsi" w:cstheme="minorHAnsi" w:hAnsiTheme="minorHAnsi"/>
-          <w:sz w:val="20"/>
-          <w:szCs w:val="20"/>
-        </w:rPr>
-      </w:pPr>
-      <w:r>
-        <w:rPr/>
-      </w:r>
-    </w:p>
-    <w:p>
-      <w:pPr>
-        <w:pStyle w:val="Corpsdetexte"/>
-        <w:rPr>
-          <w:rFonts w:ascii="Calibri" w:hAnsi="Calibri" w:cs="Calibri" w:asciiTheme="minorHAnsi" w:cstheme="minorHAnsi" w:hAnsiTheme="minorHAnsi"/>
+          <w:rFonts w:cs="" w:asciiTheme="minorHAnsi" w:cstheme="minorHAnsi" w:hAnsiTheme="minorHAnsi"/>
+          <w:sz w:val="20"/>
+          <w:szCs w:val="20"/>
+        </w:rPr>
+      </w:pPr>
+      <w:r>
+        <w:rPr>
+          <w:rFonts w:cs="" w:asciiTheme="minorHAnsi" w:cstheme="minorHAnsi" w:hAnsiTheme="minorHAnsi"/>
+          <w:sz w:val="20"/>
+          <w:szCs w:val="20"/>
+        </w:rPr>
+      </w:r>
+    </w:p>
+    <w:p>
+      <w:pPr>
+        <w:pStyle w:val="Corpsdetexte"/>
+        <w:rPr>
+          <w:rFonts w:cs="" w:asciiTheme="minorHAnsi" w:cstheme="minorHAnsi" w:hAnsiTheme="minorHAnsi"/>
           <w:sz w:val="20"/>
           <w:szCs w:val="20"/>
         </w:rPr>
@@ -603,7 +623,7 @@
       <w:pPr>
         <w:pStyle w:val="Corpsdetexte"/>
         <w:rPr>
-          <w:rFonts w:ascii="Calibri" w:hAnsi="Calibri" w:cs="Calibri" w:asciiTheme="minorHAnsi" w:cstheme="minorHAnsi" w:hAnsiTheme="minorHAnsi"/>
+          <w:rFonts w:cs="" w:asciiTheme="minorHAnsi" w:cstheme="minorHAnsi" w:hAnsiTheme="minorHAnsi"/>
           <w:sz w:val="20"/>
           <w:szCs w:val="20"/>
         </w:rPr>
@@ -617,7 +637,7 @@
       <w:pPr>
         <w:pStyle w:val="Corpsdetexte"/>
         <w:rPr>
-          <w:rFonts w:ascii="Calibri" w:hAnsi="Calibri" w:cs="Calibri" w:asciiTheme="minorHAnsi" w:cstheme="minorHAnsi" w:hAnsiTheme="minorHAnsi"/>
+          <w:rFonts w:cs="" w:asciiTheme="minorHAnsi" w:cstheme="minorHAnsi" w:hAnsiTheme="minorHAnsi"/>
           <w:sz w:val="20"/>
           <w:szCs w:val="20"/>
         </w:rPr>
@@ -631,29 +651,21 @@
       <w:pPr>
         <w:pStyle w:val="Corpsdetexte"/>
         <w:rPr>
-          <w:rFonts w:ascii="Calibri" w:hAnsi="Calibri" w:cs="Calibri" w:asciiTheme="minorHAnsi" w:cstheme="minorHAnsi" w:hAnsiTheme="minorHAnsi"/>
-          <w:sz w:val="20"/>
-          <w:szCs w:val="20"/>
-        </w:rPr>
-      </w:pPr>
-      <w:r>
-        <w:rPr/>
-        <w:t>Pays : {{ lieu.get_pays_etablissement_display</w:t>
-      </w:r>
-      <w:r>
-        <w:rPr/>
-        <w:t>()</w:t>
-      </w:r>
-      <w:r>
-        <w:rPr/>
-        <w:t xml:space="preserve"> or '-'  }}</w:t>
-      </w:r>
-    </w:p>
-    <w:p>
-      <w:pPr>
-        <w:pStyle w:val="Corpsdetexte"/>
-        <w:rPr>
-          <w:rFonts w:ascii="Calibri" w:hAnsi="Calibri" w:cs="Calibri" w:asciiTheme="minorHAnsi" w:cstheme="minorHAnsi" w:hAnsiTheme="minorHAnsi"/>
+          <w:rFonts w:cs="" w:asciiTheme="minorHAnsi" w:cstheme="minorHAnsi" w:hAnsiTheme="minorHAnsi"/>
+          <w:sz w:val="20"/>
+          <w:szCs w:val="20"/>
+        </w:rPr>
+      </w:pPr>
+      <w:r>
+        <w:rPr/>
+        <w:t>Pays : {{ lieu.get_pays_etablissement_display() or '-'  }}</w:t>
+      </w:r>
+    </w:p>
+    <w:p>
+      <w:pPr>
+        <w:pStyle w:val="Corpsdetexte"/>
+        <w:rPr>
+          <w:rFonts w:cs="" w:asciiTheme="minorHAnsi" w:cstheme="minorHAnsi" w:hAnsiTheme="minorHAnsi"/>
           <w:sz w:val="20"/>
           <w:szCs w:val="20"/>
         </w:rPr>
@@ -667,7 +679,7 @@
       <w:pPr>
         <w:pStyle w:val="Corpsdetexte"/>
         <w:rPr>
-          <w:rFonts w:ascii="Calibri" w:hAnsi="Calibri" w:cs="Calibri" w:asciiTheme="minorHAnsi" w:cstheme="minorHAnsi" w:hAnsiTheme="minorHAnsi"/>
+          <w:rFonts w:cs="" w:asciiTheme="minorHAnsi" w:cstheme="minorHAnsi" w:hAnsiTheme="minorHAnsi"/>
           <w:sz w:val="20"/>
           <w:szCs w:val="20"/>
         </w:rPr>
@@ -681,7 +693,7 @@
       <w:pPr>
         <w:pStyle w:val="Corpsdetexte"/>
         <w:rPr>
-          <w:rFonts w:ascii="Calibri" w:hAnsi="Calibri" w:cs="Calibri" w:asciiTheme="minorHAnsi" w:cstheme="minorHAnsi" w:hAnsiTheme="minorHAnsi"/>
+          <w:rFonts w:cs="" w:asciiTheme="minorHAnsi" w:cstheme="minorHAnsi" w:hAnsiTheme="minorHAnsi"/>
           <w:sz w:val="20"/>
           <w:szCs w:val="20"/>
         </w:rPr>
@@ -695,20 +707,24 @@
       <w:pPr>
         <w:pStyle w:val="Normal"/>
         <w:rPr>
-          <w:rFonts w:ascii="Calibri" w:hAnsi="Calibri" w:cs="Calibri" w:asciiTheme="minorHAnsi" w:cstheme="minorHAnsi" w:hAnsiTheme="minorHAnsi"/>
-          <w:sz w:val="20"/>
-          <w:szCs w:val="20"/>
-        </w:rPr>
-      </w:pPr>
-      <w:r>
-        <w:rPr/>
-      </w:r>
-    </w:p>
-    <w:p>
-      <w:pPr>
-        <w:pStyle w:val="Normal"/>
-        <w:rPr>
-          <w:rFonts w:ascii="Calibri" w:hAnsi="Calibri" w:cs="Calibri" w:asciiTheme="minorHAnsi" w:cstheme="minorHAnsi" w:hAnsiTheme="minorHAnsi"/>
+          <w:rFonts w:cs="" w:asciiTheme="minorHAnsi" w:cstheme="minorHAnsi" w:hAnsiTheme="minorHAnsi"/>
+          <w:sz w:val="20"/>
+          <w:szCs w:val="20"/>
+        </w:rPr>
+      </w:pPr>
+      <w:r>
+        <w:rPr>
+          <w:rFonts w:cs="" w:asciiTheme="minorHAnsi" w:cstheme="minorHAnsi" w:hAnsiTheme="minorHAnsi"/>
+          <w:sz w:val="20"/>
+          <w:szCs w:val="20"/>
+        </w:rPr>
+      </w:r>
+    </w:p>
+    <w:p>
+      <w:pPr>
+        <w:pStyle w:val="Normal"/>
+        <w:rPr>
+          <w:rFonts w:cs="" w:asciiTheme="minorHAnsi" w:cstheme="minorHAnsi" w:hAnsiTheme="minorHAnsi"/>
           <w:sz w:val="20"/>
           <w:szCs w:val="20"/>
         </w:rPr>
@@ -720,32 +736,55 @@
     </w:p>
     <w:p>
       <w:pPr>
+        <w:pStyle w:val="Normal"/>
+        <w:rPr>
+          <w:rFonts w:cs="" w:asciiTheme="minorHAnsi" w:cstheme="minorHAnsi" w:hAnsiTheme="minorHAnsi"/>
+          <w:sz w:val="20"/>
+          <w:szCs w:val="20"/>
+        </w:rPr>
+      </w:pPr>
+      <w:r>
+        <w:rPr>
+          <w:rFonts w:cs="" w:asciiTheme="minorHAnsi" w:cstheme="minorHAnsi" w:hAnsiTheme="minorHAnsi"/>
+          <w:sz w:val="20"/>
+          <w:szCs w:val="20"/>
+        </w:rPr>
+        <w:t>{% if not loop.last %}</w:t>
+      </w:r>
+    </w:p>
+    <w:p>
+      <w:pPr>
         <w:pStyle w:val="LigneH2"/>
         <w:rPr>
-          <w:rFonts w:ascii="Calibri" w:hAnsi="Calibri" w:cs="Calibri" w:asciiTheme="minorHAnsi" w:cstheme="minorHAnsi" w:hAnsiTheme="minorHAnsi"/>
-          <w:sz w:val="20"/>
-          <w:szCs w:val="20"/>
-        </w:rPr>
-      </w:pPr>
-      <w:r>
-        <w:rPr>
-          <w:rFonts w:cs="Calibri" w:cstheme="minorHAnsi" w:ascii="Calibri" w:hAnsi="Calibri"/>
-          <w:sz w:val="20"/>
-          <w:szCs w:val="20"/>
-        </w:rPr>
-      </w:r>
-    </w:p>
-    <w:p>
-      <w:pPr>
-        <w:pStyle w:val="Corpsdetexte"/>
-        <w:rPr>
-          <w:rFonts w:ascii="Calibri" w:hAnsi="Calibri" w:cs="Calibri" w:asciiTheme="minorHAnsi" w:cstheme="minorHAnsi" w:hAnsiTheme="minorHAnsi"/>
-          <w:sz w:val="20"/>
-          <w:szCs w:val="20"/>
-        </w:rPr>
-      </w:pPr>
-      <w:r>
-        <w:rPr/>
+          <w:rFonts w:cs="" w:asciiTheme="minorHAnsi" w:cstheme="minorHAnsi" w:hAnsiTheme="minorHAnsi"/>
+          <w:sz w:val="20"/>
+          <w:szCs w:val="20"/>
+        </w:rPr>
+      </w:pPr>
+      <w:r>
+        <w:rPr>
+          <w:rFonts w:cs="" w:asciiTheme="minorHAnsi" w:cstheme="minorHAnsi" w:hAnsiTheme="minorHAnsi"/>
+          <w:sz w:val="20"/>
+          <w:szCs w:val="20"/>
+        </w:rPr>
+      </w:r>
+    </w:p>
+    <w:p>
+      <w:pPr>
+        <w:pStyle w:val="Corpsdetexte"/>
+        <w:rPr>
+          <w:rFonts w:cs="" w:asciiTheme="minorHAnsi" w:cstheme="minorHAnsi" w:hAnsiTheme="minorHAnsi"/>
+          <w:sz w:val="20"/>
+          <w:szCs w:val="20"/>
+        </w:rPr>
+      </w:pPr>
+      <w:r>
+        <w:rPr>
+          <w:rFonts w:cs="" w:asciiTheme="minorHAnsi" w:cstheme="minorHAnsi" w:hAnsiTheme="minorHAnsi"/>
+          <w:sz w:val="20"/>
+          <w:szCs w:val="20"/>
+        </w:rPr>
+        <w:t>{% endif %}</w:t>
       </w:r>
     </w:p>
     <w:p>
@@ -764,7 +803,7 @@
       </w:pPr>
       <w:r>
         <w:rPr>
-          <w:rFonts w:cs="Calibri" w:ascii="Calibri" w:hAnsi="Calibri" w:asciiTheme="minorHAnsi" w:cstheme="minorHAnsi" w:hAnsiTheme="minorHAnsi"/>
+          <w:rFonts w:cs="" w:asciiTheme="minorHAnsi" w:cstheme="minorHAnsi" w:hAnsiTheme="minorHAnsi"/>
           <w:sz w:val="20"/>
           <w:szCs w:val="20"/>
         </w:rPr>
@@ -775,64 +814,36 @@
       <w:pPr>
         <w:pStyle w:val="Lignehorizontale"/>
         <w:rPr>
-          <w:rFonts w:ascii="Calibri" w:hAnsi="Calibri" w:cs="Calibri" w:asciiTheme="minorHAnsi" w:cstheme="minorHAnsi" w:hAnsiTheme="minorHAnsi"/>
-          <w:sz w:val="20"/>
-          <w:szCs w:val="20"/>
-        </w:rPr>
-      </w:pPr>
-      <w:r>
-        <w:rPr>
-          <w:rFonts w:cs="Calibri" w:cstheme="minorHAnsi" w:ascii="Calibri" w:hAnsi="Calibri"/>
-          <w:sz w:val="20"/>
-          <w:szCs w:val="20"/>
-        </w:rPr>
-      </w:r>
-    </w:p>
-    <w:p>
-      <w:pPr>
-        <w:pStyle w:val="Corpsdetexte"/>
-        <w:rPr>
-          <w:rFonts w:ascii="Calibri" w:hAnsi="Calibri" w:cs="Calibri" w:asciiTheme="minorHAnsi" w:cstheme="minorHAnsi" w:hAnsiTheme="minorHAnsi"/>
-          <w:sz w:val="20"/>
-          <w:szCs w:val="20"/>
-        </w:rPr>
-      </w:pPr>
-      <w:r>
-        <w:rPr/>
-        <w:t xml:space="preserve">{%p for </w:t>
-      </w:r>
-      <w:r>
-        <w:rPr/>
-        <w:t>prelevement</w:t>
-      </w:r>
-      <w:r>
-        <w:rPr/>
-        <w:t xml:space="preserve"> in </w:t>
-      </w:r>
-      <w:r>
-        <w:rPr/>
-        <w:t>li</w:t>
+          <w:rFonts w:cs="" w:asciiTheme="minorHAnsi" w:cstheme="minorHAnsi" w:hAnsiTheme="minorHAnsi"/>
+          <w:sz w:val="20"/>
+          <w:szCs w:val="20"/>
+        </w:rPr>
+      </w:pPr>
+      <w:r>
+        <w:rPr>
+          <w:rFonts w:cs="" w:asciiTheme="minorHAnsi" w:cstheme="minorHAnsi" w:hAnsiTheme="minorHAnsi"/>
+          <w:sz w:val="20"/>
+          <w:szCs w:val="20"/>
+        </w:rPr>
+      </w:r>
+    </w:p>
+    <w:p>
+      <w:pPr>
+        <w:pStyle w:val="Corpsdetexte"/>
+        <w:rPr>
+          <w:rFonts w:cs="" w:asciiTheme="minorHAnsi" w:cstheme="minorHAnsi" w:hAnsiTheme="minorHAnsi"/>
+          <w:sz w:val="20"/>
+          <w:szCs w:val="20"/>
+        </w:rPr>
+      </w:pPr>
+      <w:r>
+        <w:rPr/>
+        <w:t>{%p for prelevement in li</w:t>
       </w:r>
       <w:bookmarkStart w:id="1" w:name="__DdeLink__3196_122182529"/>
       <w:r>
         <w:rPr/>
-        <w:t>eu</w:t>
-      </w:r>
-      <w:r>
-        <w:rPr/>
-        <w:t>.</w:t>
-      </w:r>
-      <w:r>
-        <w:rPr/>
-        <w:t>prelevement</w:t>
-      </w:r>
-      <w:r>
-        <w:rPr/>
-        <w:t>s</w:t>
-      </w:r>
-      <w:r>
-        <w:rPr/>
-        <w:t>.al</w:t>
+        <w:t>eu.prelevements.al</w:t>
       </w:r>
       <w:bookmarkEnd w:id="1"/>
       <w:r>
@@ -844,7 +855,7 @@
       <w:pPr>
         <w:pStyle w:val="Corpsdetexte"/>
         <w:rPr>
-          <w:rFonts w:ascii="Calibri" w:hAnsi="Calibri" w:cs="Calibri" w:asciiTheme="minorHAnsi" w:cstheme="minorHAnsi" w:hAnsiTheme="minorHAnsi"/>
+          <w:rFonts w:cs="" w:asciiTheme="minorHAnsi" w:cstheme="minorHAnsi" w:hAnsiTheme="minorHAnsi"/>
           <w:sz w:val="20"/>
           <w:szCs w:val="20"/>
         </w:rPr>
@@ -858,7 +869,7 @@
       <w:pPr>
         <w:pStyle w:val="Corpsdetexte"/>
         <w:rPr>
-          <w:rFonts w:ascii="Calibri" w:hAnsi="Calibri" w:cs="Calibri" w:asciiTheme="minorHAnsi" w:cstheme="minorHAnsi" w:hAnsiTheme="minorHAnsi"/>
+          <w:rFonts w:cs="" w:asciiTheme="minorHAnsi" w:cstheme="minorHAnsi" w:hAnsiTheme="minorHAnsi"/>
           <w:sz w:val="20"/>
           <w:szCs w:val="20"/>
         </w:rPr>
@@ -872,7 +883,7 @@
       <w:pPr>
         <w:pStyle w:val="Corpsdetexte"/>
         <w:rPr>
-          <w:rFonts w:ascii="Calibri" w:hAnsi="Calibri" w:cs="Calibri" w:asciiTheme="minorHAnsi" w:cstheme="minorHAnsi" w:hAnsiTheme="minorHAnsi"/>
+          <w:rFonts w:cs="" w:asciiTheme="minorHAnsi" w:cstheme="minorHAnsi" w:hAnsiTheme="minorHAnsi"/>
           <w:sz w:val="20"/>
           <w:szCs w:val="20"/>
         </w:rPr>
@@ -886,7 +897,7 @@
       <w:pPr>
         <w:pStyle w:val="Corpsdetexte"/>
         <w:rPr>
-          <w:rFonts w:ascii="Calibri" w:hAnsi="Calibri" w:cs="Calibri" w:asciiTheme="minorHAnsi" w:cstheme="minorHAnsi" w:hAnsiTheme="minorHAnsi"/>
+          <w:rFonts w:cs="" w:asciiTheme="minorHAnsi" w:cstheme="minorHAnsi" w:hAnsiTheme="minorHAnsi"/>
           <w:sz w:val="20"/>
           <w:szCs w:val="20"/>
         </w:rPr>
@@ -900,7 +911,7 @@
       <w:pPr>
         <w:pStyle w:val="Corpsdetexte"/>
         <w:rPr>
-          <w:rFonts w:ascii="Calibri" w:hAnsi="Calibri" w:cs="Calibri" w:asciiTheme="minorHAnsi" w:cstheme="minorHAnsi" w:hAnsiTheme="minorHAnsi"/>
+          <w:rFonts w:cs="" w:asciiTheme="minorHAnsi" w:cstheme="minorHAnsi" w:hAnsiTheme="minorHAnsi"/>
           <w:sz w:val="20"/>
           <w:szCs w:val="20"/>
         </w:rPr>
@@ -914,51 +925,35 @@
       <w:pPr>
         <w:pStyle w:val="Corpsdetexte"/>
         <w:rPr>
-          <w:rFonts w:ascii="Calibri" w:hAnsi="Calibri" w:cs="Calibri" w:asciiTheme="minorHAnsi" w:cstheme="minorHAnsi" w:hAnsiTheme="minorHAnsi"/>
-          <w:sz w:val="20"/>
-          <w:szCs w:val="20"/>
-        </w:rPr>
-      </w:pPr>
-      <w:r>
-        <w:rPr/>
-        <w:t>Lieu : {{ prelevement.lieu.</w:t>
-      </w:r>
-      <w:r>
-        <w:rPr/>
-        <w:t xml:space="preserve">nom </w:t>
-      </w:r>
-      <w:r>
-        <w:rPr/>
-        <w:t>}}</w:t>
-      </w:r>
-    </w:p>
-    <w:p>
-      <w:pPr>
-        <w:pStyle w:val="Corpsdetexte"/>
-        <w:rPr>
-          <w:rFonts w:ascii="Calibri" w:hAnsi="Calibri" w:cs="Calibri" w:asciiTheme="minorHAnsi" w:cstheme="minorHAnsi" w:hAnsiTheme="minorHAnsi"/>
-          <w:sz w:val="20"/>
-          <w:szCs w:val="20"/>
-        </w:rPr>
-      </w:pPr>
-      <w:r>
-        <w:rPr/>
-        <w:t xml:space="preserve">Structure préleveuse : {{ </w:t>
-      </w:r>
-      <w:r>
-        <w:rPr/>
-        <w:t>prelevement</w:t>
-      </w:r>
-      <w:r>
-        <w:rPr/>
-        <w:t>.structure_preleveuse or '-'  }}</w:t>
-      </w:r>
-    </w:p>
-    <w:p>
-      <w:pPr>
-        <w:pStyle w:val="Corpsdetexte"/>
-        <w:rPr>
-          <w:rFonts w:ascii="Calibri" w:hAnsi="Calibri" w:cs="Calibri" w:asciiTheme="minorHAnsi" w:cstheme="minorHAnsi" w:hAnsiTheme="minorHAnsi"/>
+          <w:rFonts w:cs="" w:asciiTheme="minorHAnsi" w:cstheme="minorHAnsi" w:hAnsiTheme="minorHAnsi"/>
+          <w:sz w:val="20"/>
+          <w:szCs w:val="20"/>
+        </w:rPr>
+      </w:pPr>
+      <w:r>
+        <w:rPr/>
+        <w:t>Lieu : {{ prelevement.lieu.nom }}</w:t>
+      </w:r>
+    </w:p>
+    <w:p>
+      <w:pPr>
+        <w:pStyle w:val="Corpsdetexte"/>
+        <w:rPr>
+          <w:rFonts w:cs="" w:asciiTheme="minorHAnsi" w:cstheme="minorHAnsi" w:hAnsiTheme="minorHAnsi"/>
+          <w:sz w:val="20"/>
+          <w:szCs w:val="20"/>
+        </w:rPr>
+      </w:pPr>
+      <w:r>
+        <w:rPr/>
+        <w:t>Structure préleveuse : {{ prelevement.structure_preleveuse or '-'  }}</w:t>
+      </w:r>
+    </w:p>
+    <w:p>
+      <w:pPr>
+        <w:pStyle w:val="Corpsdetexte"/>
+        <w:rPr>
+          <w:rFonts w:cs="" w:asciiTheme="minorHAnsi" w:cstheme="minorHAnsi" w:hAnsiTheme="minorHAnsi"/>
           <w:sz w:val="20"/>
           <w:szCs w:val="20"/>
         </w:rPr>
@@ -972,7 +967,7 @@
       <w:pPr>
         <w:pStyle w:val="Corpsdetexte"/>
         <w:rPr>
-          <w:rFonts w:ascii="Calibri" w:hAnsi="Calibri" w:cs="Calibri" w:asciiTheme="minorHAnsi" w:cstheme="minorHAnsi" w:hAnsiTheme="minorHAnsi"/>
+          <w:rFonts w:cs="" w:asciiTheme="minorHAnsi" w:cstheme="minorHAnsi" w:hAnsiTheme="minorHAnsi"/>
           <w:sz w:val="20"/>
           <w:szCs w:val="20"/>
         </w:rPr>
@@ -986,7 +981,7 @@
       <w:pPr>
         <w:pStyle w:val="Corpsdetexte"/>
         <w:rPr>
-          <w:rFonts w:ascii="Calibri" w:hAnsi="Calibri" w:cs="Calibri" w:asciiTheme="minorHAnsi" w:cstheme="minorHAnsi" w:hAnsiTheme="minorHAnsi"/>
+          <w:rFonts w:cs="" w:asciiTheme="minorHAnsi" w:cstheme="minorHAnsi" w:hAnsiTheme="minorHAnsi"/>
           <w:sz w:val="20"/>
           <w:szCs w:val="20"/>
         </w:rPr>
@@ -1000,7 +995,7 @@
       <w:pPr>
         <w:pStyle w:val="Corpsdetexte"/>
         <w:rPr>
-          <w:rFonts w:ascii="Calibri" w:hAnsi="Calibri" w:cs="Calibri" w:asciiTheme="minorHAnsi" w:cstheme="minorHAnsi" w:hAnsiTheme="minorHAnsi"/>
+          <w:rFonts w:cs="" w:asciiTheme="minorHAnsi" w:cstheme="minorHAnsi" w:hAnsiTheme="minorHAnsi"/>
           <w:sz w:val="20"/>
           <w:szCs w:val="20"/>
         </w:rPr>
@@ -1014,7 +1009,7 @@
       <w:pPr>
         <w:pStyle w:val="Corpsdetexte"/>
         <w:rPr>
-          <w:rFonts w:ascii="Calibri" w:hAnsi="Calibri" w:cs="Calibri" w:asciiTheme="minorHAnsi" w:cstheme="minorHAnsi" w:hAnsiTheme="minorHAnsi"/>
+          <w:rFonts w:cs="" w:asciiTheme="minorHAnsi" w:cstheme="minorHAnsi" w:hAnsiTheme="minorHAnsi"/>
           <w:sz w:val="20"/>
           <w:szCs w:val="20"/>
         </w:rPr>
@@ -1028,7 +1023,7 @@
       <w:pPr>
         <w:pStyle w:val="Corpsdetexte"/>
         <w:rPr>
-          <w:rFonts w:ascii="Calibri" w:hAnsi="Calibri" w:cs="Calibri" w:asciiTheme="minorHAnsi" w:cstheme="minorHAnsi" w:hAnsiTheme="minorHAnsi"/>
+          <w:rFonts w:cs="" w:asciiTheme="minorHAnsi" w:cstheme="minorHAnsi" w:hAnsiTheme="minorHAnsi"/>
           <w:sz w:val="20"/>
           <w:szCs w:val="20"/>
         </w:rPr>
@@ -1042,7 +1037,7 @@
       <w:pPr>
         <w:pStyle w:val="Corpsdetexte"/>
         <w:rPr>
-          <w:rFonts w:ascii="Calibri" w:hAnsi="Calibri" w:cs="Calibri" w:asciiTheme="minorHAnsi" w:cstheme="minorHAnsi" w:hAnsiTheme="minorHAnsi"/>
+          <w:rFonts w:cs="" w:asciiTheme="minorHAnsi" w:cstheme="minorHAnsi" w:hAnsiTheme="minorHAnsi"/>
           <w:sz w:val="20"/>
           <w:szCs w:val="20"/>
         </w:rPr>
@@ -1054,26 +1049,44 @@
     </w:p>
     <w:p>
       <w:pPr>
+        <w:pStyle w:val="Normal"/>
+        <w:rPr>
+          <w:rFonts w:cs="" w:asciiTheme="minorHAnsi" w:cstheme="minorHAnsi" w:hAnsiTheme="minorHAnsi"/>
+          <w:sz w:val="20"/>
+          <w:szCs w:val="20"/>
+        </w:rPr>
+      </w:pPr>
+      <w:r>
+        <w:rPr>
+          <w:rFonts w:cs="" w:asciiTheme="minorHAnsi" w:cstheme="minorHAnsi" w:hAnsiTheme="minorHAnsi"/>
+          <w:sz w:val="20"/>
+          <w:szCs w:val="20"/>
+        </w:rPr>
+        <w:t>{% if not loop.last %}</w:t>
+      </w:r>
+    </w:p>
+    <w:p>
+      <w:pPr>
         <w:pStyle w:val="LigneH2"/>
         <w:rPr>
-          <w:rFonts w:ascii="Calibri" w:hAnsi="Calibri" w:cs="Calibri" w:asciiTheme="minorHAnsi" w:cstheme="minorHAnsi" w:hAnsiTheme="minorHAnsi"/>
-          <w:sz w:val="20"/>
-          <w:szCs w:val="20"/>
-        </w:rPr>
-      </w:pPr>
-      <w:r>
-        <w:rPr>
-          <w:rFonts w:cs="Calibri" w:cstheme="minorHAnsi" w:ascii="Calibri" w:hAnsi="Calibri"/>
-          <w:sz w:val="20"/>
-          <w:szCs w:val="20"/>
-        </w:rPr>
-      </w:r>
-    </w:p>
-    <w:p>
-      <w:pPr>
-        <w:pStyle w:val="Corpsdetexte"/>
-        <w:rPr>
-          <w:rFonts w:ascii="Calibri" w:hAnsi="Calibri" w:cs="Calibri" w:asciiTheme="minorHAnsi" w:cstheme="minorHAnsi" w:hAnsiTheme="minorHAnsi"/>
+          <w:rFonts w:cs="" w:asciiTheme="minorHAnsi" w:cstheme="minorHAnsi" w:hAnsiTheme="minorHAnsi"/>
+          <w:sz w:val="20"/>
+          <w:szCs w:val="20"/>
+        </w:rPr>
+      </w:pPr>
+      <w:r>
+        <w:rPr>
+          <w:rFonts w:cs="" w:asciiTheme="minorHAnsi" w:cstheme="minorHAnsi" w:hAnsiTheme="minorHAnsi"/>
+          <w:sz w:val="20"/>
+          <w:szCs w:val="20"/>
+        </w:rPr>
+      </w:r>
+    </w:p>
+    <w:p>
+      <w:pPr>
+        <w:pStyle w:val="Corpsdetexte"/>
+        <w:rPr>
+          <w:rFonts w:cs="" w:asciiTheme="minorHAnsi" w:cstheme="minorHAnsi" w:hAnsiTheme="minorHAnsi"/>
           <w:sz w:val="20"/>
           <w:szCs w:val="20"/>
         </w:rPr>
@@ -1081,21 +1094,21 @@
       <w:r>
         <w:rPr>
           <w:rStyle w:val="Citation"/>
-          <w:rFonts w:eastAsia="Noto Serif CJK SC" w:cs="Calibri" w:ascii="Calibri" w:hAnsi="Calibri" w:asciiTheme="minorHAnsi" w:cstheme="minorHAnsi" w:hAnsiTheme="minorHAnsi"/>
+          <w:rFonts w:eastAsia="Noto Serif CJK SC" w:cs="" w:asciiTheme="minorHAnsi" w:cstheme="minorHAnsi" w:hAnsiTheme="minorHAnsi"/>
           <w:color w:val="auto"/>
           <w:kern w:val="2"/>
           <w:sz w:val="20"/>
           <w:szCs w:val="20"/>
           <w:lang w:val="fr-FR" w:eastAsia="zh-CN" w:bidi="hi-IN"/>
         </w:rPr>
-        <w:t>{%p endfor %}</w:t>
-      </w:r>
-    </w:p>
-    <w:p>
-      <w:pPr>
-        <w:pStyle w:val="Corpsdetexte"/>
-        <w:rPr>
-          <w:rFonts w:ascii="Calibri" w:hAnsi="Calibri" w:cs="Calibri" w:asciiTheme="minorHAnsi" w:cstheme="minorHAnsi" w:hAnsiTheme="minorHAnsi"/>
+        <w:t>{% endif %}</w:t>
+      </w:r>
+    </w:p>
+    <w:p>
+      <w:pPr>
+        <w:pStyle w:val="Corpsdetexte"/>
+        <w:rPr>
+          <w:rFonts w:cs="" w:asciiTheme="minorHAnsi" w:cstheme="minorHAnsi" w:hAnsiTheme="minorHAnsi"/>
           <w:sz w:val="20"/>
           <w:szCs w:val="20"/>
         </w:rPr>
@@ -1103,7 +1116,7 @@
       <w:r>
         <w:rPr>
           <w:rStyle w:val="Citation"/>
-          <w:rFonts w:eastAsia="Noto Serif CJK SC" w:cs="Calibri" w:ascii="Calibri" w:hAnsi="Calibri" w:asciiTheme="minorHAnsi" w:cstheme="minorHAnsi" w:hAnsiTheme="minorHAnsi"/>
+          <w:rFonts w:eastAsia="Noto Serif CJK SC" w:cs="" w:asciiTheme="minorHAnsi" w:cstheme="minorHAnsi" w:hAnsiTheme="minorHAnsi"/>
           <w:color w:val="auto"/>
           <w:kern w:val="2"/>
           <w:sz w:val="20"/>
@@ -1117,26 +1130,56 @@
       <w:pPr>
         <w:pStyle w:val="Corpsdetexte"/>
         <w:rPr>
-          <w:rFonts w:ascii="Calibri" w:hAnsi="Calibri" w:cs="Calibri" w:asciiTheme="minorHAnsi" w:cstheme="minorHAnsi" w:hAnsiTheme="minorHAnsi"/>
-          <w:sz w:val="20"/>
-          <w:szCs w:val="20"/>
-        </w:rPr>
-      </w:pPr>
-      <w:r>
-        <w:rPr/>
-      </w:r>
-    </w:p>
-    <w:p>
-      <w:pPr>
-        <w:pStyle w:val="Corpsdetexte"/>
-        <w:rPr>
-          <w:rFonts w:ascii="Calibri" w:hAnsi="Calibri" w:cs="Calibri" w:asciiTheme="minorHAnsi" w:cstheme="minorHAnsi" w:hAnsiTheme="minorHAnsi"/>
-          <w:sz w:val="20"/>
-          <w:szCs w:val="20"/>
-        </w:rPr>
-      </w:pPr>
-      <w:r>
-        <w:rPr/>
+          <w:rFonts w:cs="" w:asciiTheme="minorHAnsi" w:cstheme="minorHAnsi" w:hAnsiTheme="minorHAnsi"/>
+          <w:sz w:val="20"/>
+          <w:szCs w:val="20"/>
+        </w:rPr>
+      </w:pPr>
+      <w:r>
+        <w:rPr>
+          <w:rStyle w:val="Citation"/>
+          <w:rFonts w:eastAsia="Noto Serif CJK SC" w:cs="" w:asciiTheme="minorHAnsi" w:cstheme="minorHAnsi" w:hAnsiTheme="minorHAnsi"/>
+          <w:color w:val="auto"/>
+          <w:kern w:val="2"/>
+          <w:sz w:val="20"/>
+          <w:szCs w:val="20"/>
+          <w:lang w:val="fr-FR" w:eastAsia="zh-CN" w:bidi="hi-IN"/>
+        </w:rPr>
+        <w:t>{%p endfor %}</w:t>
+      </w:r>
+    </w:p>
+    <w:p>
+      <w:pPr>
+        <w:pStyle w:val="Corpsdetexte"/>
+        <w:rPr>
+          <w:rFonts w:cs="" w:asciiTheme="minorHAnsi" w:cstheme="minorHAnsi" w:hAnsiTheme="minorHAnsi"/>
+          <w:sz w:val="20"/>
+          <w:szCs w:val="20"/>
+        </w:rPr>
+      </w:pPr>
+      <w:r>
+        <w:rPr>
+          <w:rFonts w:cs="" w:asciiTheme="minorHAnsi" w:cstheme="minorHAnsi" w:hAnsiTheme="minorHAnsi"/>
+          <w:sz w:val="20"/>
+          <w:szCs w:val="20"/>
+        </w:rPr>
+      </w:r>
+    </w:p>
+    <w:p>
+      <w:pPr>
+        <w:pStyle w:val="Corpsdetexte"/>
+        <w:rPr>
+          <w:rFonts w:cs="" w:asciiTheme="minorHAnsi" w:cstheme="minorHAnsi" w:hAnsiTheme="minorHAnsi"/>
+          <w:sz w:val="20"/>
+          <w:szCs w:val="20"/>
+        </w:rPr>
+      </w:pPr>
+      <w:r>
+        <w:rPr>
+          <w:rFonts w:cs="" w:asciiTheme="minorHAnsi" w:cstheme="minorHAnsi" w:hAnsiTheme="minorHAnsi"/>
+          <w:sz w:val="20"/>
+          <w:szCs w:val="20"/>
+        </w:rPr>
       </w:r>
     </w:p>
     <w:p>
@@ -1181,26 +1224,29 @@
     <w:p>
       <w:pPr>
         <w:pStyle w:val="Corpsdetexte"/>
-        <w:rPr>
-          <w:rFonts w:ascii="Calibri" w:hAnsi="Calibri" w:cs="Calibri" w:asciiTheme="minorHAnsi" w:cstheme="minorHAnsi" w:hAnsiTheme="minorHAnsi"/>
-          <w:sz w:val="20"/>
-          <w:szCs w:val="20"/>
-        </w:rPr>
+        <w:rPr/>
       </w:pPr>
       <w:r>
         <w:rPr>
           <w:rStyle w:val="Citation"/>
+          <w:i w:val="false"/>
+          <w:iCs w:val="false"/>
           <w:lang w:val="fr-FR" w:eastAsia="zh-CN" w:bidi="hi-IN"/>
         </w:rPr>
         <w:t>Mesures conservatoires imm</w:t>
       </w:r>
       <w:r>
-        <w:rPr/>
+        <w:rPr>
+          <w:i w:val="false"/>
+          <w:iCs w:val="false"/>
+        </w:rPr>
         <w:t>édiates</w:t>
       </w:r>
       <w:r>
         <w:rPr>
           <w:rStyle w:val="Citation"/>
+          <w:i w:val="false"/>
+          <w:iCs w:val="false"/>
           <w:lang w:val="fr-FR" w:eastAsia="zh-CN" w:bidi="hi-IN"/>
         </w:rPr>
         <w:t> : {{ object.mesures_conservatoires_immediates or '-'  }}</w:t>
@@ -1209,15 +1255,13 @@
     <w:p>
       <w:pPr>
         <w:pStyle w:val="Corpsdetexte"/>
-        <w:rPr>
-          <w:rFonts w:ascii="Calibri" w:hAnsi="Calibri" w:cs="Calibri" w:asciiTheme="minorHAnsi" w:cstheme="minorHAnsi" w:hAnsiTheme="minorHAnsi"/>
-          <w:sz w:val="20"/>
-          <w:szCs w:val="20"/>
-        </w:rPr>
+        <w:rPr/>
       </w:pPr>
       <w:r>
         <w:rPr>
           <w:rStyle w:val="Citation"/>
+          <w:i w:val="false"/>
+          <w:iCs w:val="false"/>
         </w:rPr>
         <w:t>Mesures de consignation : {{ object.mesures_consignation or '-'  }}</w:t>
       </w:r>
@@ -1225,15 +1269,13 @@
     <w:p>
       <w:pPr>
         <w:pStyle w:val="Corpsdetexte"/>
-        <w:rPr>
-          <w:rFonts w:ascii="Calibri" w:hAnsi="Calibri" w:cs="Calibri" w:asciiTheme="minorHAnsi" w:cstheme="minorHAnsi" w:hAnsiTheme="minorHAnsi"/>
-          <w:sz w:val="20"/>
-          <w:szCs w:val="20"/>
-        </w:rPr>
+        <w:rPr/>
       </w:pPr>
       <w:r>
         <w:rPr>
           <w:rStyle w:val="Citation"/>
+          <w:i w:val="false"/>
+          <w:iCs w:val="false"/>
         </w:rPr>
         <w:t>Mesures phytosanitaires : {{ object.mesures_phytosanitaires or '-'  }}</w:t>
       </w:r>
@@ -1241,21 +1283,22 @@
     <w:p>
       <w:pPr>
         <w:pStyle w:val="Corpsdetexte"/>
-        <w:rPr>
-          <w:rFonts w:ascii="Calibri" w:hAnsi="Calibri" w:cs="Calibri" w:asciiTheme="minorHAnsi" w:cstheme="minorHAnsi" w:hAnsiTheme="minorHAnsi"/>
-          <w:sz w:val="20"/>
-          <w:szCs w:val="20"/>
-        </w:rPr>
+        <w:rPr/>
       </w:pPr>
       <w:r>
         <w:rPr>
           <w:rStyle w:val="Citation"/>
+          <w:i w:val="false"/>
+          <w:iCs w:val="false"/>
           <w:lang w:val="fr-FR" w:eastAsia="zh-CN" w:bidi="hi-IN"/>
         </w:rPr>
         <w:t>Mesures de surveillance sp</w:t>
       </w:r>
       <w:r>
-        <w:rPr/>
+        <w:rPr>
+          <w:i w:val="false"/>
+          <w:iCs w:val="false"/>
+        </w:rPr>
         <w:t>écifique : {{ object.mesures_surveillance_specifique or '-'  }}</w:t>
       </w:r>
     </w:p>
@@ -1265,16 +1308,14 @@
         <w:bidi w:val="0"/>
         <w:spacing w:before="0" w:after="140"/>
         <w:jc w:val="left"/>
-        <w:rPr>
-          <w:rFonts w:ascii="Calibri" w:hAnsi="Calibri" w:cs="Calibri" w:asciiTheme="minorHAnsi" w:cstheme="minorHAnsi" w:hAnsiTheme="minorHAnsi"/>
-          <w:sz w:val="20"/>
-          <w:szCs w:val="20"/>
-        </w:rPr>
+        <w:rPr/>
       </w:pPr>
       <w:r>
         <w:rPr>
           <w:rStyle w:val="Citation"/>
-          <w:rFonts w:eastAsia="Noto Serif CJK SC" w:cs="Calibri" w:ascii="Calibri" w:hAnsi="Calibri" w:asciiTheme="minorHAnsi" w:cstheme="minorHAnsi" w:hAnsiTheme="minorHAnsi"/>
+          <w:rFonts w:eastAsia="Noto Serif CJK SC" w:cs="" w:asciiTheme="minorHAnsi" w:cstheme="minorHAnsi" w:hAnsiTheme="minorHAnsi"/>
+          <w:i w:val="false"/>
+          <w:iCs w:val="false"/>
           <w:color w:val="auto"/>
           <w:kern w:val="2"/>
           <w:sz w:val="20"/>
@@ -1315,7 +1356,6 @@
     </w:lvl>
     <w:lvl w:ilvl="1">
       <w:start w:val="1"/>
-      <w:pStyle w:val="Titre2"/>
       <w:numFmt w:val="none"/>
       <w:suff w:val="nothing"/>
       <w:lvlText w:val=""/>

--- a/sv/doc_templates/detection.docx
+++ b/sv/doc_templates/detection.docx
@@ -1,10 +1,10 @@
 
 <file path=word/document.xml><?xml version="1.0" encoding="utf-8"?>
-<w:document xmlns:o="urn:schemas-microsoft-com:office:office" xmlns:r="http://schemas.openxmlformats.org/officeDocument/2006/relationships" xmlns:v="urn:schemas-microsoft-com:vml" xmlns:w="http://schemas.openxmlformats.org/wordprocessingml/2006/main" xmlns:w10="urn:schemas-microsoft-com:office:word" xmlns:wp="http://schemas.openxmlformats.org/drawingml/2006/wordprocessingDrawing" xmlns:wps="http://schemas.microsoft.com/office/word/2010/wordprocessingShape" xmlns:wpg="http://schemas.microsoft.com/office/word/2010/wordprocessingGroup" xmlns:mc="http://schemas.openxmlformats.org/markup-compatibility/2006" xmlns:wp14="http://schemas.microsoft.com/office/word/2010/wordprocessingDrawing" xmlns:w14="http://schemas.microsoft.com/office/word/2010/wordml" xmlns:w15="http://schemas.microsoft.com/office/word/2012/wordml" mc:Ignorable="w14 wp14 w15">
+<w:document xmlns:o="urn:schemas-microsoft-com:office:office" xmlns:r="http://schemas.openxmlformats.org/officeDocument/2006/relationships" xmlns:v="urn:schemas-microsoft-com:vml" xmlns:w="http://schemas.openxmlformats.org/wordprocessingml/2006/main" xmlns:w10="urn:schemas-microsoft-com:office:word" xmlns:wp="http://schemas.openxmlformats.org/drawingml/2006/wordprocessingDrawing" xmlns:pic="http://schemas.openxmlformats.org/drawingml/2006/picture" xmlns:wps="http://schemas.microsoft.com/office/word/2010/wordprocessingShape" xmlns:wpg="http://schemas.microsoft.com/office/word/2010/wordprocessingGroup" xmlns:mc="http://schemas.openxmlformats.org/markup-compatibility/2006" xmlns:wp14="http://schemas.microsoft.com/office/word/2010/wordprocessingDrawing" xmlns:w14="http://schemas.microsoft.com/office/word/2010/wordml" xmlns:w15="http://schemas.microsoft.com/office/word/2012/wordml" mc:Ignorable="w14 wp14 w15">
   <w:body>
     <w:p>
       <w:pPr>
-        <w:pStyle w:val="Corpsdetexte"/>
+        <w:pStyle w:val="BodyText"/>
         <w:numPr>
           <w:ilvl w:val="3"/>
           <w:numId w:val="2"/>
@@ -28,7 +28,7 @@
     </w:p>
     <w:p>
       <w:pPr>
-        <w:pStyle w:val="Titre4"/>
+        <w:pStyle w:val="Heading4"/>
         <w:numPr>
           <w:ilvl w:val="3"/>
           <w:numId w:val="2"/>
@@ -50,7 +50,7 @@
     </w:p>
     <w:p>
       <w:pPr>
-        <w:pStyle w:val="Titre4"/>
+        <w:pStyle w:val="Heading4"/>
         <w:numPr>
           <w:ilvl w:val="3"/>
           <w:numId w:val="2"/>
@@ -73,7 +73,7 @@
     </w:p>
     <w:p>
       <w:pPr>
-        <w:pStyle w:val="Corpsdetexte"/>
+        <w:pStyle w:val="BodyText"/>
         <w:jc w:val="center"/>
         <w:rPr>
           <w:rFonts w:cs="" w:asciiTheme="minorHAnsi" w:cstheme="minorHAnsi" w:hAnsiTheme="minorHAnsi"/>
@@ -91,7 +91,7 @@
     </w:p>
     <w:p>
       <w:pPr>
-        <w:pStyle w:val="Titre4"/>
+        <w:pStyle w:val="Heading4"/>
         <w:numPr>
           <w:ilvl w:val="3"/>
           <w:numId w:val="2"/>
@@ -114,7 +114,7 @@
     </w:p>
     <w:p>
       <w:pPr>
-        <w:pStyle w:val="Lignehorizontale"/>
+        <w:pStyle w:val="Lignehorizontaleuser"/>
         <w:suppressLineNumbers/>
         <w:pBdr>
           <w:bottom w:val="double" w:sz="2" w:space="0" w:color="808080"/>
@@ -130,7 +130,7 @@
     </w:p>
     <w:p>
       <w:pPr>
-        <w:pStyle w:val="Corpsdetexte"/>
+        <w:pStyle w:val="BodyText"/>
         <w:rPr/>
       </w:pPr>
       <w:r>
@@ -140,7 +140,7 @@
     </w:p>
     <w:p>
       <w:pPr>
-        <w:pStyle w:val="Corpsdetexte"/>
+        <w:pStyle w:val="BodyText"/>
         <w:rPr/>
       </w:pPr>
       <w:r>
@@ -150,7 +150,7 @@
     </w:p>
     <w:p>
       <w:pPr>
-        <w:pStyle w:val="Corpsdetexte"/>
+        <w:pStyle w:val="BodyText"/>
         <w:rPr/>
       </w:pPr>
       <w:r>
@@ -160,16 +160,16 @@
     </w:p>
     <w:p>
       <w:pPr>
-        <w:pStyle w:val="Corpsdetexte"/>
-        <w:rPr/>
-      </w:pPr>
-      <w:r>
-        <w:rPr/>
-      </w:r>
-    </w:p>
-    <w:p>
-      <w:pPr>
-        <w:pStyle w:val="Titre4"/>
+        <w:pStyle w:val="BodyText"/>
+        <w:rPr/>
+      </w:pPr>
+      <w:r>
+        <w:rPr/>
+      </w:r>
+    </w:p>
+    <w:p>
+      <w:pPr>
+        <w:pStyle w:val="Heading4"/>
         <w:numPr>
           <w:ilvl w:val="1"/>
           <w:numId w:val="2"/>
@@ -192,7 +192,7 @@
     </w:p>
     <w:p>
       <w:pPr>
-        <w:pStyle w:val="Lignehorizontale"/>
+        <w:pStyle w:val="Lignehorizontaleuser"/>
         <w:suppressLineNumbers/>
         <w:pBdr>
           <w:bottom w:val="double" w:sz="2" w:space="0" w:color="808080"/>
@@ -208,7 +208,7 @@
     </w:p>
     <w:p>
       <w:pPr>
-        <w:pStyle w:val="Corpsdetexte"/>
+        <w:pStyle w:val="BodyText"/>
         <w:rPr/>
       </w:pPr>
       <w:r>
@@ -218,7 +218,7 @@
     </w:p>
     <w:p>
       <w:pPr>
-        <w:pStyle w:val="Corpsdetexte"/>
+        <w:pStyle w:val="BodyText"/>
         <w:rPr/>
       </w:pPr>
       <w:r>
@@ -248,7 +248,7 @@
     </w:p>
     <w:p>
       <w:pPr>
-        <w:pStyle w:val="Corpsdetexte"/>
+        <w:pStyle w:val="BodyText"/>
         <w:rPr/>
       </w:pPr>
       <w:r>
@@ -258,7 +258,7 @@
     </w:p>
     <w:p>
       <w:pPr>
-        <w:pStyle w:val="Corpsdetexte"/>
+        <w:pStyle w:val="BodyText"/>
         <w:rPr/>
       </w:pPr>
       <w:r>
@@ -268,21 +268,21 @@
     </w:p>
     <w:p>
       <w:pPr>
-        <w:pStyle w:val="Corpsdetexte"/>
-        <w:rPr/>
-      </w:pPr>
-      <w:r>
-        <w:rPr/>
-      </w:r>
-    </w:p>
-    <w:p>
-      <w:pPr>
-        <w:pStyle w:val="Titre4"/>
+        <w:pStyle w:val="BodyText"/>
+        <w:rPr/>
+      </w:pPr>
+      <w:r>
+        <w:rPr/>
+      </w:r>
+    </w:p>
+    <w:p>
+      <w:pPr>
+        <w:pStyle w:val="Heading4"/>
         <w:numPr>
           <w:ilvl w:val="0"/>
           <w:numId w:val="0"/>
         </w:numPr>
-        <w:ind w:left="0" w:hanging="0"/>
+        <w:ind w:hanging="0" w:left="0"/>
         <w:jc w:val="center"/>
         <w:rPr>
           <w:sz w:val="20"/>
@@ -300,24 +300,24 @@
     </w:p>
     <w:p>
       <w:pPr>
-        <w:pStyle w:val="Lignehorizontale"/>
-        <w:rPr>
-          <w:rFonts w:cs="" w:asciiTheme="minorHAnsi" w:cstheme="minorHAnsi" w:hAnsiTheme="minorHAnsi"/>
-          <w:sz w:val="20"/>
-          <w:szCs w:val="20"/>
-        </w:rPr>
-      </w:pPr>
-      <w:r>
-        <w:rPr>
-          <w:rFonts w:cs="" w:asciiTheme="minorHAnsi" w:cstheme="minorHAnsi" w:hAnsiTheme="minorHAnsi"/>
-          <w:sz w:val="20"/>
-          <w:szCs w:val="20"/>
-        </w:rPr>
-      </w:r>
-    </w:p>
-    <w:p>
-      <w:pPr>
-        <w:pStyle w:val="Corpsdetexte"/>
+        <w:pStyle w:val="Lignehorizontaleuser"/>
+        <w:rPr>
+          <w:rFonts w:cs="" w:asciiTheme="minorHAnsi" w:cstheme="minorHAnsi" w:hAnsiTheme="minorHAnsi"/>
+          <w:sz w:val="20"/>
+          <w:szCs w:val="20"/>
+        </w:rPr>
+      </w:pPr>
+      <w:r>
+        <w:rPr>
+          <w:rFonts w:cs="" w:asciiTheme="minorHAnsi" w:cstheme="minorHAnsi" w:hAnsiTheme="minorHAnsi"/>
+          <w:sz w:val="20"/>
+          <w:szCs w:val="20"/>
+        </w:rPr>
+      </w:r>
+    </w:p>
+    <w:p>
+      <w:pPr>
+        <w:pStyle w:val="BodyText"/>
         <w:rPr>
           <w:rFonts w:cs="" w:asciiTheme="minorHAnsi" w:cstheme="minorHAnsi" w:hAnsiTheme="minorHAnsi"/>
           <w:sz w:val="20"/>
@@ -331,7 +331,7 @@
     </w:p>
     <w:p>
       <w:pPr>
-        <w:pStyle w:val="Corpsdetexte"/>
+        <w:pStyle w:val="BodyText"/>
         <w:rPr>
           <w:rFonts w:cs="" w:asciiTheme="minorHAnsi" w:cstheme="minorHAnsi" w:hAnsiTheme="minorHAnsi"/>
           <w:sz w:val="20"/>
@@ -385,7 +385,7 @@
       </w:pPr>
       <w:r>
         <w:rPr/>
-        <w:t>Commune : {{ lieu.commune or '-'  }}</w:t>
+        <w:t>Commune : {{ lieu.commune_and_cp or '-'  }}</w:t>
       </w:r>
     </w:p>
     <w:p>
@@ -607,7 +607,7 @@
     </w:p>
     <w:p>
       <w:pPr>
-        <w:pStyle w:val="Corpsdetexte"/>
+        <w:pStyle w:val="BodyText"/>
         <w:rPr>
           <w:rFonts w:cs="" w:asciiTheme="minorHAnsi" w:cstheme="minorHAnsi" w:hAnsiTheme="minorHAnsi"/>
           <w:sz w:val="20"/>
@@ -621,7 +621,7 @@
     </w:p>
     <w:p>
       <w:pPr>
-        <w:pStyle w:val="Corpsdetexte"/>
+        <w:pStyle w:val="BodyText"/>
         <w:rPr>
           <w:rFonts w:cs="" w:asciiTheme="minorHAnsi" w:cstheme="minorHAnsi" w:hAnsiTheme="minorHAnsi"/>
           <w:sz w:val="20"/>
@@ -635,7 +635,7 @@
     </w:p>
     <w:p>
       <w:pPr>
-        <w:pStyle w:val="Corpsdetexte"/>
+        <w:pStyle w:val="BodyText"/>
         <w:rPr>
           <w:rFonts w:cs="" w:asciiTheme="minorHAnsi" w:cstheme="minorHAnsi" w:hAnsiTheme="minorHAnsi"/>
           <w:sz w:val="20"/>
@@ -649,7 +649,7 @@
     </w:p>
     <w:p>
       <w:pPr>
-        <w:pStyle w:val="Corpsdetexte"/>
+        <w:pStyle w:val="BodyText"/>
         <w:rPr>
           <w:rFonts w:cs="" w:asciiTheme="minorHAnsi" w:cstheme="minorHAnsi" w:hAnsiTheme="minorHAnsi"/>
           <w:sz w:val="20"/>
@@ -663,7 +663,7 @@
     </w:p>
     <w:p>
       <w:pPr>
-        <w:pStyle w:val="Corpsdetexte"/>
+        <w:pStyle w:val="BodyText"/>
         <w:rPr>
           <w:rFonts w:cs="" w:asciiTheme="minorHAnsi" w:cstheme="minorHAnsi" w:hAnsiTheme="minorHAnsi"/>
           <w:sz w:val="20"/>
@@ -677,7 +677,7 @@
     </w:p>
     <w:p>
       <w:pPr>
-        <w:pStyle w:val="Corpsdetexte"/>
+        <w:pStyle w:val="BodyText"/>
         <w:rPr>
           <w:rFonts w:cs="" w:asciiTheme="minorHAnsi" w:cstheme="minorHAnsi" w:hAnsiTheme="minorHAnsi"/>
           <w:sz w:val="20"/>
@@ -691,7 +691,7 @@
     </w:p>
     <w:p>
       <w:pPr>
-        <w:pStyle w:val="Corpsdetexte"/>
+        <w:pStyle w:val="BodyText"/>
         <w:rPr>
           <w:rFonts w:cs="" w:asciiTheme="minorHAnsi" w:cstheme="minorHAnsi" w:hAnsiTheme="minorHAnsi"/>
           <w:sz w:val="20"/>
@@ -771,7 +771,7 @@
     </w:p>
     <w:p>
       <w:pPr>
-        <w:pStyle w:val="Corpsdetexte"/>
+        <w:pStyle w:val="BodyText"/>
         <w:rPr>
           <w:rFonts w:cs="" w:asciiTheme="minorHAnsi" w:cstheme="minorHAnsi" w:hAnsiTheme="minorHAnsi"/>
           <w:sz w:val="20"/>
@@ -789,12 +789,12 @@
     </w:p>
     <w:p>
       <w:pPr>
-        <w:pStyle w:val="Titre4"/>
+        <w:pStyle w:val="Heading4"/>
         <w:numPr>
           <w:ilvl w:val="0"/>
           <w:numId w:val="0"/>
         </w:numPr>
-        <w:ind w:left="0" w:hanging="0"/>
+        <w:ind w:hanging="0" w:left="0"/>
         <w:jc w:val="center"/>
         <w:rPr>
           <w:sz w:val="20"/>
@@ -812,24 +812,24 @@
     </w:p>
     <w:p>
       <w:pPr>
-        <w:pStyle w:val="Lignehorizontale"/>
-        <w:rPr>
-          <w:rFonts w:cs="" w:asciiTheme="minorHAnsi" w:cstheme="minorHAnsi" w:hAnsiTheme="minorHAnsi"/>
-          <w:sz w:val="20"/>
-          <w:szCs w:val="20"/>
-        </w:rPr>
-      </w:pPr>
-      <w:r>
-        <w:rPr>
-          <w:rFonts w:cs="" w:asciiTheme="minorHAnsi" w:cstheme="minorHAnsi" w:hAnsiTheme="minorHAnsi"/>
-          <w:sz w:val="20"/>
-          <w:szCs w:val="20"/>
-        </w:rPr>
-      </w:r>
-    </w:p>
-    <w:p>
-      <w:pPr>
-        <w:pStyle w:val="Corpsdetexte"/>
+        <w:pStyle w:val="Lignehorizontaleuser"/>
+        <w:rPr>
+          <w:rFonts w:cs="" w:asciiTheme="minorHAnsi" w:cstheme="minorHAnsi" w:hAnsiTheme="minorHAnsi"/>
+          <w:sz w:val="20"/>
+          <w:szCs w:val="20"/>
+        </w:rPr>
+      </w:pPr>
+      <w:r>
+        <w:rPr>
+          <w:rFonts w:cs="" w:asciiTheme="minorHAnsi" w:cstheme="minorHAnsi" w:hAnsiTheme="minorHAnsi"/>
+          <w:sz w:val="20"/>
+          <w:szCs w:val="20"/>
+        </w:rPr>
+      </w:r>
+    </w:p>
+    <w:p>
+      <w:pPr>
+        <w:pStyle w:val="BodyText"/>
         <w:rPr>
           <w:rFonts w:cs="" w:asciiTheme="minorHAnsi" w:cstheme="minorHAnsi" w:hAnsiTheme="minorHAnsi"/>
           <w:sz w:val="20"/>
@@ -853,7 +853,7 @@
     </w:p>
     <w:p>
       <w:pPr>
-        <w:pStyle w:val="Corpsdetexte"/>
+        <w:pStyle w:val="BodyText"/>
         <w:rPr>
           <w:rFonts w:cs="" w:asciiTheme="minorHAnsi" w:cstheme="minorHAnsi" w:hAnsiTheme="minorHAnsi"/>
           <w:sz w:val="20"/>
@@ -867,7 +867,7 @@
     </w:p>
     <w:p>
       <w:pPr>
-        <w:pStyle w:val="Corpsdetexte"/>
+        <w:pStyle w:val="BodyText"/>
         <w:rPr>
           <w:rFonts w:cs="" w:asciiTheme="minorHAnsi" w:cstheme="minorHAnsi" w:hAnsiTheme="minorHAnsi"/>
           <w:sz w:val="20"/>
@@ -881,7 +881,7 @@
     </w:p>
     <w:p>
       <w:pPr>
-        <w:pStyle w:val="Corpsdetexte"/>
+        <w:pStyle w:val="BodyText"/>
         <w:rPr>
           <w:rFonts w:cs="" w:asciiTheme="minorHAnsi" w:cstheme="minorHAnsi" w:hAnsiTheme="minorHAnsi"/>
           <w:sz w:val="20"/>
@@ -895,7 +895,7 @@
     </w:p>
     <w:p>
       <w:pPr>
-        <w:pStyle w:val="Corpsdetexte"/>
+        <w:pStyle w:val="BodyText"/>
         <w:rPr>
           <w:rFonts w:cs="" w:asciiTheme="minorHAnsi" w:cstheme="minorHAnsi" w:hAnsiTheme="minorHAnsi"/>
           <w:sz w:val="20"/>
@@ -909,7 +909,7 @@
     </w:p>
     <w:p>
       <w:pPr>
-        <w:pStyle w:val="Corpsdetexte"/>
+        <w:pStyle w:val="BodyText"/>
         <w:rPr>
           <w:rFonts w:cs="" w:asciiTheme="minorHAnsi" w:cstheme="minorHAnsi" w:hAnsiTheme="minorHAnsi"/>
           <w:sz w:val="20"/>
@@ -923,7 +923,7 @@
     </w:p>
     <w:p>
       <w:pPr>
-        <w:pStyle w:val="Corpsdetexte"/>
+        <w:pStyle w:val="BodyText"/>
         <w:rPr>
           <w:rFonts w:cs="" w:asciiTheme="minorHAnsi" w:cstheme="minorHAnsi" w:hAnsiTheme="minorHAnsi"/>
           <w:sz w:val="20"/>
@@ -937,7 +937,7 @@
     </w:p>
     <w:p>
       <w:pPr>
-        <w:pStyle w:val="Corpsdetexte"/>
+        <w:pStyle w:val="BodyText"/>
         <w:rPr>
           <w:rFonts w:cs="" w:asciiTheme="minorHAnsi" w:cstheme="minorHAnsi" w:hAnsiTheme="minorHAnsi"/>
           <w:sz w:val="20"/>
@@ -951,7 +951,7 @@
     </w:p>
     <w:p>
       <w:pPr>
-        <w:pStyle w:val="Corpsdetexte"/>
+        <w:pStyle w:val="BodyText"/>
         <w:rPr>
           <w:rFonts w:cs="" w:asciiTheme="minorHAnsi" w:cstheme="minorHAnsi" w:hAnsiTheme="minorHAnsi"/>
           <w:sz w:val="20"/>
@@ -965,7 +965,7 @@
     </w:p>
     <w:p>
       <w:pPr>
-        <w:pStyle w:val="Corpsdetexte"/>
+        <w:pStyle w:val="BodyText"/>
         <w:rPr>
           <w:rFonts w:cs="" w:asciiTheme="minorHAnsi" w:cstheme="minorHAnsi" w:hAnsiTheme="minorHAnsi"/>
           <w:sz w:val="20"/>
@@ -979,7 +979,7 @@
     </w:p>
     <w:p>
       <w:pPr>
-        <w:pStyle w:val="Corpsdetexte"/>
+        <w:pStyle w:val="BodyText"/>
         <w:rPr>
           <w:rFonts w:cs="" w:asciiTheme="minorHAnsi" w:cstheme="minorHAnsi" w:hAnsiTheme="minorHAnsi"/>
           <w:sz w:val="20"/>
@@ -993,7 +993,7 @@
     </w:p>
     <w:p>
       <w:pPr>
-        <w:pStyle w:val="Corpsdetexte"/>
+        <w:pStyle w:val="BodyText"/>
         <w:rPr>
           <w:rFonts w:cs="" w:asciiTheme="minorHAnsi" w:cstheme="minorHAnsi" w:hAnsiTheme="minorHAnsi"/>
           <w:sz w:val="20"/>
@@ -1007,7 +1007,7 @@
     </w:p>
     <w:p>
       <w:pPr>
-        <w:pStyle w:val="Corpsdetexte"/>
+        <w:pStyle w:val="BodyText"/>
         <w:rPr>
           <w:rFonts w:cs="" w:asciiTheme="minorHAnsi" w:cstheme="minorHAnsi" w:hAnsiTheme="minorHAnsi"/>
           <w:sz w:val="20"/>
@@ -1021,7 +1021,7 @@
     </w:p>
     <w:p>
       <w:pPr>
-        <w:pStyle w:val="Corpsdetexte"/>
+        <w:pStyle w:val="BodyText"/>
         <w:rPr>
           <w:rFonts w:cs="" w:asciiTheme="minorHAnsi" w:cstheme="minorHAnsi" w:hAnsiTheme="minorHAnsi"/>
           <w:sz w:val="20"/>
@@ -1035,7 +1035,7 @@
     </w:p>
     <w:p>
       <w:pPr>
-        <w:pStyle w:val="Corpsdetexte"/>
+        <w:pStyle w:val="BodyText"/>
         <w:rPr>
           <w:rFonts w:cs="" w:asciiTheme="minorHAnsi" w:cstheme="minorHAnsi" w:hAnsiTheme="minorHAnsi"/>
           <w:sz w:val="20"/>
@@ -1084,7 +1084,7 @@
     </w:p>
     <w:p>
       <w:pPr>
-        <w:pStyle w:val="Corpsdetexte"/>
+        <w:pStyle w:val="BodyText"/>
         <w:rPr>
           <w:rFonts w:cs="" w:asciiTheme="minorHAnsi" w:cstheme="minorHAnsi" w:hAnsiTheme="minorHAnsi"/>
           <w:sz w:val="20"/>
@@ -1106,7 +1106,7 @@
     </w:p>
     <w:p>
       <w:pPr>
-        <w:pStyle w:val="Corpsdetexte"/>
+        <w:pStyle w:val="BodyText"/>
         <w:rPr>
           <w:rFonts w:cs="" w:asciiTheme="minorHAnsi" w:cstheme="minorHAnsi" w:hAnsiTheme="minorHAnsi"/>
           <w:sz w:val="20"/>
@@ -1128,7 +1128,7 @@
     </w:p>
     <w:p>
       <w:pPr>
-        <w:pStyle w:val="Corpsdetexte"/>
+        <w:pStyle w:val="BodyText"/>
         <w:rPr>
           <w:rFonts w:cs="" w:asciiTheme="minorHAnsi" w:cstheme="minorHAnsi" w:hAnsiTheme="minorHAnsi"/>
           <w:sz w:val="20"/>
@@ -1150,41 +1150,41 @@
     </w:p>
     <w:p>
       <w:pPr>
-        <w:pStyle w:val="Corpsdetexte"/>
-        <w:rPr>
-          <w:rFonts w:cs="" w:asciiTheme="minorHAnsi" w:cstheme="minorHAnsi" w:hAnsiTheme="minorHAnsi"/>
-          <w:sz w:val="20"/>
-          <w:szCs w:val="20"/>
-        </w:rPr>
-      </w:pPr>
-      <w:r>
-        <w:rPr>
-          <w:rFonts w:cs="" w:asciiTheme="minorHAnsi" w:cstheme="minorHAnsi" w:hAnsiTheme="minorHAnsi"/>
-          <w:sz w:val="20"/>
-          <w:szCs w:val="20"/>
-        </w:rPr>
-      </w:r>
-    </w:p>
-    <w:p>
-      <w:pPr>
-        <w:pStyle w:val="Corpsdetexte"/>
-        <w:rPr>
-          <w:rFonts w:cs="" w:asciiTheme="minorHAnsi" w:cstheme="minorHAnsi" w:hAnsiTheme="minorHAnsi"/>
-          <w:sz w:val="20"/>
-          <w:szCs w:val="20"/>
-        </w:rPr>
-      </w:pPr>
-      <w:r>
-        <w:rPr>
-          <w:rFonts w:cs="" w:asciiTheme="minorHAnsi" w:cstheme="minorHAnsi" w:hAnsiTheme="minorHAnsi"/>
-          <w:sz w:val="20"/>
-          <w:szCs w:val="20"/>
-        </w:rPr>
-      </w:r>
-    </w:p>
-    <w:p>
-      <w:pPr>
-        <w:pStyle w:val="Titre4"/>
+        <w:pStyle w:val="BodyText"/>
+        <w:rPr>
+          <w:rFonts w:cs="" w:asciiTheme="minorHAnsi" w:cstheme="minorHAnsi" w:hAnsiTheme="minorHAnsi"/>
+          <w:sz w:val="20"/>
+          <w:szCs w:val="20"/>
+        </w:rPr>
+      </w:pPr>
+      <w:r>
+        <w:rPr>
+          <w:rFonts w:cs="" w:asciiTheme="minorHAnsi" w:cstheme="minorHAnsi" w:hAnsiTheme="minorHAnsi"/>
+          <w:sz w:val="20"/>
+          <w:szCs w:val="20"/>
+        </w:rPr>
+      </w:r>
+    </w:p>
+    <w:p>
+      <w:pPr>
+        <w:pStyle w:val="BodyText"/>
+        <w:rPr>
+          <w:rFonts w:cs="" w:asciiTheme="minorHAnsi" w:cstheme="minorHAnsi" w:hAnsiTheme="minorHAnsi"/>
+          <w:sz w:val="20"/>
+          <w:szCs w:val="20"/>
+        </w:rPr>
+      </w:pPr>
+      <w:r>
+        <w:rPr>
+          <w:rFonts w:cs="" w:asciiTheme="minorHAnsi" w:cstheme="minorHAnsi" w:hAnsiTheme="minorHAnsi"/>
+          <w:sz w:val="20"/>
+          <w:szCs w:val="20"/>
+        </w:rPr>
+      </w:r>
+    </w:p>
+    <w:p>
+      <w:pPr>
+        <w:pStyle w:val="Heading4"/>
         <w:numPr>
           <w:ilvl w:val="3"/>
           <w:numId w:val="2"/>
@@ -1207,7 +1207,7 @@
     </w:p>
     <w:p>
       <w:pPr>
-        <w:pStyle w:val="Lignehorizontale"/>
+        <w:pStyle w:val="Lignehorizontaleuser"/>
         <w:suppressLineNumbers/>
         <w:pBdr>
           <w:bottom w:val="double" w:sz="2" w:space="0" w:color="808080"/>
@@ -1223,7 +1223,7 @@
     </w:p>
     <w:p>
       <w:pPr>
-        <w:pStyle w:val="Corpsdetexte"/>
+        <w:pStyle w:val="BodyText"/>
         <w:rPr/>
       </w:pPr>
       <w:r>
@@ -1254,7 +1254,7 @@
     </w:p>
     <w:p>
       <w:pPr>
-        <w:pStyle w:val="Corpsdetexte"/>
+        <w:pStyle w:val="BodyText"/>
         <w:rPr/>
       </w:pPr>
       <w:r>
@@ -1268,7 +1268,7 @@
     </w:p>
     <w:p>
       <w:pPr>
-        <w:pStyle w:val="Corpsdetexte"/>
+        <w:pStyle w:val="BodyText"/>
         <w:rPr/>
       </w:pPr>
       <w:r>
@@ -1282,7 +1282,7 @@
     </w:p>
     <w:p>
       <w:pPr>
-        <w:pStyle w:val="Corpsdetexte"/>
+        <w:pStyle w:val="BodyText"/>
         <w:rPr/>
       </w:pPr>
       <w:r>
@@ -1304,7 +1304,7 @@
     </w:p>
     <w:p>
       <w:pPr>
-        <w:pStyle w:val="Corpsdetexte"/>
+        <w:pStyle w:val="BodyText"/>
         <w:bidi w:val="0"/>
         <w:spacing w:before="0" w:after="140"/>
         <w:jc w:val="left"/>
@@ -1633,10 +1633,10 @@
       <w:lang w:val="fr-FR" w:eastAsia="zh-CN" w:bidi="hi-IN"/>
     </w:rPr>
   </w:style>
-  <w:style w:type="paragraph" w:styleId="Titre1">
-    <w:name w:val="Heading 1"/>
-    <w:basedOn w:val="Titre"/>
-    <w:next w:val="Corpsdetexte"/>
+  <w:style w:type="paragraph" w:styleId="Heading1">
+    <w:name w:val="heading 1"/>
+    <w:basedOn w:val="Titreuser"/>
+    <w:next w:val="BodyText"/>
     <w:qFormat/>
     <w:pPr>
       <w:numPr>
@@ -1653,10 +1653,10 @@
       <w:szCs w:val="36"/>
     </w:rPr>
   </w:style>
-  <w:style w:type="paragraph" w:styleId="Titre2">
-    <w:name w:val="Heading 2"/>
-    <w:basedOn w:val="Titre"/>
-    <w:next w:val="Corpsdetexte"/>
+  <w:style w:type="paragraph" w:styleId="Heading2">
+    <w:name w:val="heading 2"/>
+    <w:basedOn w:val="Titreuser"/>
+    <w:next w:val="BodyText"/>
     <w:qFormat/>
     <w:pPr>
       <w:spacing w:before="200" w:after="120"/>
@@ -1670,10 +1670,10 @@
       <w:szCs w:val="36"/>
     </w:rPr>
   </w:style>
-  <w:style w:type="paragraph" w:styleId="Titre4">
-    <w:name w:val="Heading 4"/>
-    <w:basedOn w:val="Titre"/>
-    <w:next w:val="Corpsdetexte"/>
+  <w:style w:type="paragraph" w:styleId="Heading4">
+    <w:name w:val="heading 4"/>
+    <w:basedOn w:val="Titreuser"/>
+    <w:next w:val="BodyText"/>
     <w:qFormat/>
     <w:pPr>
       <w:numPr>
@@ -1703,19 +1703,19 @@
   <w:style w:type="paragraph" w:styleId="Titre">
     <w:name w:val="Titre"/>
     <w:basedOn w:val="Normal"/>
-    <w:next w:val="Corpsdetexte"/>
+    <w:next w:val="BodyText"/>
     <w:qFormat/>
     <w:pPr>
       <w:keepNext w:val="true"/>
       <w:spacing w:before="240" w:after="120"/>
     </w:pPr>
     <w:rPr>
-      <w:rFonts w:ascii="Liberation Sans" w:hAnsi="Liberation Sans" w:eastAsia="Noto Sans CJK SC" w:cs="Lohit Devanagari"/>
+      <w:rFonts w:ascii="Liberation Sans" w:hAnsi="Liberation Sans" w:eastAsia="Noto Sans CJK SC" w:cs="Noto Sans Devanagari"/>
       <w:sz w:val="28"/>
       <w:szCs w:val="28"/>
     </w:rPr>
   </w:style>
-  <w:style w:type="paragraph" w:styleId="Corpsdetexte">
+  <w:style w:type="paragraph" w:styleId="BodyText">
     <w:name w:val="Body Text"/>
     <w:basedOn w:val="Normal"/>
     <w:pPr>
@@ -1723,16 +1723,16 @@
     </w:pPr>
     <w:rPr/>
   </w:style>
-  <w:style w:type="paragraph" w:styleId="Liste">
+  <w:style w:type="paragraph" w:styleId="List">
     <w:name w:val="List"/>
-    <w:basedOn w:val="Corpsdetexte"/>
+    <w:basedOn w:val="BodyText"/>
     <w:pPr/>
     <w:rPr>
       <w:rFonts w:cs="Lohit Devanagari"/>
     </w:rPr>
   </w:style>
-  <w:style w:type="paragraph" w:styleId="Lgende">
-    <w:name w:val="Caption"/>
+  <w:style w:type="paragraph" w:styleId="Caption">
+    <w:name w:val="caption"/>
     <w:basedOn w:val="Normal"/>
     <w:qFormat/>
     <w:pPr>
@@ -1758,10 +1758,25 @@
       <w:rFonts w:cs="Lohit Devanagari"/>
     </w:rPr>
   </w:style>
-  <w:style w:type="paragraph" w:styleId="Titreprincipal">
+  <w:style w:type="paragraph" w:styleId="Titreuser">
+    <w:name w:val="Titre (user)"/>
+    <w:basedOn w:val="Normal"/>
+    <w:next w:val="BodyText"/>
+    <w:qFormat/>
+    <w:pPr>
+      <w:keepNext w:val="true"/>
+      <w:spacing w:before="240" w:after="120"/>
+    </w:pPr>
+    <w:rPr>
+      <w:rFonts w:ascii="Liberation Sans" w:hAnsi="Liberation Sans" w:eastAsia="Noto Sans CJK SC" w:cs="Lohit Devanagari"/>
+      <w:sz w:val="28"/>
+      <w:szCs w:val="28"/>
+    </w:rPr>
+  </w:style>
+  <w:style w:type="paragraph" w:styleId="Title">
     <w:name w:val="Title"/>
-    <w:basedOn w:val="Titre"/>
-    <w:next w:val="Corpsdetexte"/>
+    <w:basedOn w:val="Titreuser"/>
+    <w:next w:val="BodyText"/>
     <w:qFormat/>
     <w:pPr>
       <w:jc w:val="center"/>
@@ -1773,10 +1788,10 @@
       <w:szCs w:val="56"/>
     </w:rPr>
   </w:style>
-  <w:style w:type="paragraph" w:styleId="Lignehorizontale">
-    <w:name w:val="Ligne horizontale"/>
+  <w:style w:type="paragraph" w:styleId="Lignehorizontaleuser">
+    <w:name w:val="Ligne horizontale (user)"/>
     <w:basedOn w:val="Normal"/>
-    <w:next w:val="Corpsdetexte"/>
+    <w:next w:val="BodyText"/>
     <w:qFormat/>
     <w:pPr>
       <w:suppressLineNumbers/>
@@ -1790,8 +1805,8 @@
       <w:szCs w:val="12"/>
     </w:rPr>
   </w:style>
-  <w:style w:type="paragraph" w:styleId="Texteprformat">
-    <w:name w:val="Texte préformaté"/>
+  <w:style w:type="paragraph" w:styleId="Texteprformatuser">
+    <w:name w:val="Texte préformaté (user)"/>
     <w:basedOn w:val="Normal"/>
     <w:qFormat/>
     <w:pPr>
@@ -1805,7 +1820,7 @@
   </w:style>
   <w:style w:type="paragraph" w:styleId="LigneH2">
     <w:name w:val="Ligne H 2"/>
-    <w:basedOn w:val="Lignehorizontale"/>
+    <w:basedOn w:val="Lignehorizontaleuser"/>
     <w:qFormat/>
     <w:pPr>
       <w:pBdr>
@@ -1814,15 +1829,15 @@
     </w:pPr>
     <w:rPr/>
   </w:style>
-  <w:style w:type="paragraph" w:styleId="Contenudecadre">
-    <w:name w:val="Contenu de cadre"/>
+  <w:style w:type="paragraph" w:styleId="Contenudecadreuser">
+    <w:name w:val="Contenu de cadre (user)"/>
     <w:basedOn w:val="Normal"/>
     <w:qFormat/>
     <w:pPr/>
     <w:rPr/>
   </w:style>
-  <w:style w:type="paragraph" w:styleId="Contenudetableau">
-    <w:name w:val="Contenu de tableau"/>
+  <w:style w:type="paragraph" w:styleId="Contenudetableauuser">
+    <w:name w:val="Contenu de tableau (user)"/>
     <w:basedOn w:val="Normal"/>
     <w:qFormat/>
     <w:pPr>
@@ -1832,4 +1847,110 @@
     <w:rPr/>
   </w:style>
 </w:styles>
+</file>
+
+<file path=word/theme/theme1.xml><?xml version="1.0" encoding="utf-8"?>
+<a:theme xmlns:a="http://schemas.openxmlformats.org/drawingml/2006/main" xmlns:r="http://schemas.openxmlformats.org/officeDocument/2006/relationships" name="Office">
+  <a:themeElements>
+    <a:clrScheme name="LibreOffice">
+      <a:dk1>
+        <a:srgbClr val="000000"/>
+      </a:dk1>
+      <a:lt1>
+        <a:srgbClr val="ffffff"/>
+      </a:lt1>
+      <a:dk2>
+        <a:srgbClr val="000000"/>
+      </a:dk2>
+      <a:lt2>
+        <a:srgbClr val="ffffff"/>
+      </a:lt2>
+      <a:accent1>
+        <a:srgbClr val="18a303"/>
+      </a:accent1>
+      <a:accent2>
+        <a:srgbClr val="0369a3"/>
+      </a:accent2>
+      <a:accent3>
+        <a:srgbClr val="a33e03"/>
+      </a:accent3>
+      <a:accent4>
+        <a:srgbClr val="8e03a3"/>
+      </a:accent4>
+      <a:accent5>
+        <a:srgbClr val="c99c00"/>
+      </a:accent5>
+      <a:accent6>
+        <a:srgbClr val="c9211e"/>
+      </a:accent6>
+      <a:hlink>
+        <a:srgbClr val="0000ee"/>
+      </a:hlink>
+      <a:folHlink>
+        <a:srgbClr val="551a8b"/>
+      </a:folHlink>
+    </a:clrScheme>
+    <a:fontScheme name="Office">
+      <a:majorFont>
+        <a:latin typeface="Arial" pitchFamily="0" charset="1"/>
+        <a:ea typeface="DejaVu Sans" pitchFamily="0" charset="1"/>
+        <a:cs typeface="DejaVu Sans" pitchFamily="0" charset="1"/>
+      </a:majorFont>
+      <a:minorFont>
+        <a:latin typeface="Arial" pitchFamily="0" charset="1"/>
+        <a:ea typeface="DejaVu Sans" pitchFamily="0" charset="1"/>
+        <a:cs typeface="DejaVu Sans" pitchFamily="0" charset="1"/>
+      </a:minorFont>
+    </a:fontScheme>
+    <a:fmtScheme>
+      <a:fillStyleLst>
+        <a:solidFill>
+          <a:schemeClr val="phClr"/>
+        </a:solidFill>
+        <a:solidFill>
+          <a:schemeClr val="phClr"/>
+        </a:solidFill>
+        <a:solidFill>
+          <a:schemeClr val="phClr"/>
+        </a:solidFill>
+      </a:fillStyleLst>
+      <a:lnStyleLst>
+        <a:ln w="6350" cap="flat" cmpd="sng" algn="ctr">
+          <a:prstDash val="solid"/>
+          <a:miter/>
+        </a:ln>
+        <a:ln w="6350" cap="flat" cmpd="sng" algn="ctr">
+          <a:prstDash val="solid"/>
+          <a:miter/>
+        </a:ln>
+        <a:ln w="6350" cap="flat" cmpd="sng" algn="ctr">
+          <a:prstDash val="solid"/>
+          <a:miter/>
+        </a:ln>
+      </a:lnStyleLst>
+      <a:effectStyleLst>
+        <a:effectStyle>
+          <a:effectLst/>
+        </a:effectStyle>
+        <a:effectStyle>
+          <a:effectLst/>
+        </a:effectStyle>
+        <a:effectStyle>
+          <a:effectLst/>
+        </a:effectStyle>
+      </a:effectStyleLst>
+      <a:bgFillStyleLst>
+        <a:solidFill>
+          <a:schemeClr val="phClr"/>
+        </a:solidFill>
+        <a:solidFill>
+          <a:schemeClr val="phClr"/>
+        </a:solidFill>
+        <a:solidFill>
+          <a:schemeClr val="phClr"/>
+        </a:solidFill>
+      </a:bgFillStyleLst>
+    </a:fmtScheme>
+  </a:themeElements>
+</a:theme>
 </file>
--- a/sv/doc_templates/detection.docx
+++ b/sv/doc_templates/detection.docx
@@ -35,14 +35,14 @@
         </w:numPr>
         <w:jc w:val="center"/>
         <w:rPr>
-          <w:rFonts w:cs="" w:asciiTheme="minorHAnsi" w:cstheme="minorHAnsi" w:hAnsiTheme="minorHAnsi"/>
+          <w:rFonts w:ascii="Arial" w:hAnsi="Arial" w:cs="Arial" w:asciiTheme="minorHAnsi" w:cstheme="minorHAnsi" w:hAnsiTheme="minorHAnsi"/>
           <w:sz w:val="24"/>
           <w:szCs w:val="24"/>
         </w:rPr>
       </w:pPr>
       <w:r>
         <w:rPr>
-          <w:rFonts w:cs="" w:asciiTheme="minorHAnsi" w:cstheme="minorHAnsi" w:hAnsiTheme="minorHAnsi"/>
+          <w:rFonts w:cs="Arial" w:cstheme="minorHAnsi" w:ascii="Arial" w:hAnsi="Arial"/>
           <w:sz w:val="24"/>
           <w:szCs w:val="24"/>
         </w:rPr>
@@ -57,14 +57,14 @@
         </w:numPr>
         <w:jc w:val="center"/>
         <w:rPr>
-          <w:rFonts w:cs="" w:asciiTheme="minorHAnsi" w:cstheme="minorHAnsi" w:hAnsiTheme="minorHAnsi"/>
+          <w:rFonts w:ascii="Arial" w:hAnsi="Arial" w:cs="Arial" w:asciiTheme="minorHAnsi" w:cstheme="minorHAnsi" w:hAnsiTheme="minorHAnsi"/>
           <w:sz w:val="24"/>
           <w:szCs w:val="24"/>
         </w:rPr>
       </w:pPr>
       <w:r>
         <w:rPr>
-          <w:rFonts w:cs="" w:asciiTheme="minorHAnsi" w:cstheme="minorHAnsi" w:hAnsiTheme="minorHAnsi"/>
+          <w:rFonts w:cs="Arial" w:ascii="Arial" w:hAnsi="Arial" w:asciiTheme="minorHAnsi" w:cstheme="minorHAnsi" w:hAnsiTheme="minorHAnsi"/>
           <w:sz w:val="24"/>
           <w:szCs w:val="24"/>
         </w:rPr>
@@ -76,14 +76,14 @@
         <w:pStyle w:val="BodyText"/>
         <w:jc w:val="center"/>
         <w:rPr>
-          <w:rFonts w:cs="" w:asciiTheme="minorHAnsi" w:cstheme="minorHAnsi" w:hAnsiTheme="minorHAnsi"/>
+          <w:rFonts w:ascii="Arial" w:hAnsi="Arial" w:cs="Arial" w:asciiTheme="minorHAnsi" w:cstheme="minorHAnsi" w:hAnsiTheme="minorHAnsi"/>
           <w:sz w:val="24"/>
           <w:szCs w:val="24"/>
         </w:rPr>
       </w:pPr>
       <w:r>
         <w:rPr>
-          <w:rFonts w:cs="" w:asciiTheme="minorHAnsi" w:cstheme="minorHAnsi" w:hAnsiTheme="minorHAnsi"/>
+          <w:rFonts w:cs="Arial" w:cstheme="minorHAnsi" w:ascii="Arial" w:hAnsi="Arial"/>
           <w:sz w:val="24"/>
           <w:szCs w:val="24"/>
         </w:rPr>
@@ -114,7 +114,7 @@
     </w:p>
     <w:p>
       <w:pPr>
-        <w:pStyle w:val="Lignehorizontaleuser"/>
+        <w:pStyle w:val="Lignehorizontale"/>
         <w:suppressLineNumbers/>
         <w:pBdr>
           <w:bottom w:val="double" w:sz="2" w:space="0" w:color="808080"/>
@@ -192,7 +192,7 @@
     </w:p>
     <w:p>
       <w:pPr>
-        <w:pStyle w:val="Lignehorizontaleuser"/>
+        <w:pStyle w:val="Lignehorizontale"/>
         <w:suppressLineNumbers/>
         <w:pBdr>
           <w:bottom w:val="double" w:sz="2" w:space="0" w:color="808080"/>
@@ -227,7 +227,7 @@
       </w:r>
       <w:r>
         <w:rPr>
-          <w:rFonts w:cs="" w:asciiTheme="minorHAnsi" w:cstheme="minorHAnsi" w:hAnsiTheme="minorHAnsi"/>
+          <w:rFonts w:cs="Arial" w:ascii="Arial" w:hAnsi="Arial" w:asciiTheme="minorHAnsi" w:cstheme="minorHAnsi" w:hAnsiTheme="minorHAnsi"/>
           <w:sz w:val="20"/>
           <w:szCs w:val="20"/>
         </w:rPr>
@@ -239,7 +239,7 @@
       </w:r>
       <w:r>
         <w:rPr>
-          <w:rFonts w:cs="" w:asciiTheme="minorHAnsi" w:cstheme="minorHAnsi" w:hAnsiTheme="minorHAnsi"/>
+          <w:rFonts w:cs="Arial" w:ascii="Arial" w:hAnsi="Arial" w:asciiTheme="minorHAnsi" w:cstheme="minorHAnsi" w:hAnsiTheme="minorHAnsi"/>
           <w:sz w:val="20"/>
           <w:szCs w:val="20"/>
         </w:rPr>
@@ -291,7 +291,7 @@
       </w:pPr>
       <w:r>
         <w:rPr>
-          <w:rFonts w:cs="" w:asciiTheme="minorHAnsi" w:cstheme="minorHAnsi" w:hAnsiTheme="minorHAnsi"/>
+          <w:rFonts w:cs="Arial" w:ascii="Arial" w:hAnsi="Arial" w:asciiTheme="minorHAnsi" w:cstheme="minorHAnsi" w:hAnsiTheme="minorHAnsi"/>
           <w:sz w:val="20"/>
           <w:szCs w:val="20"/>
         </w:rPr>
@@ -300,26 +300,26 @@
     </w:p>
     <w:p>
       <w:pPr>
-        <w:pStyle w:val="Lignehorizontaleuser"/>
-        <w:rPr>
-          <w:rFonts w:cs="" w:asciiTheme="minorHAnsi" w:cstheme="minorHAnsi" w:hAnsiTheme="minorHAnsi"/>
-          <w:sz w:val="20"/>
-          <w:szCs w:val="20"/>
-        </w:rPr>
-      </w:pPr>
-      <w:r>
-        <w:rPr>
-          <w:rFonts w:cs="" w:asciiTheme="minorHAnsi" w:cstheme="minorHAnsi" w:hAnsiTheme="minorHAnsi"/>
-          <w:sz w:val="20"/>
-          <w:szCs w:val="20"/>
-        </w:rPr>
-      </w:r>
-    </w:p>
-    <w:p>
-      <w:pPr>
-        <w:pStyle w:val="BodyText"/>
-        <w:rPr>
-          <w:rFonts w:cs="" w:asciiTheme="minorHAnsi" w:cstheme="minorHAnsi" w:hAnsiTheme="minorHAnsi"/>
+        <w:pStyle w:val="Lignehorizontale"/>
+        <w:rPr>
+          <w:rFonts w:ascii="Arial" w:hAnsi="Arial" w:cs="Arial" w:asciiTheme="minorHAnsi" w:cstheme="minorHAnsi" w:hAnsiTheme="minorHAnsi"/>
+          <w:sz w:val="20"/>
+          <w:szCs w:val="20"/>
+        </w:rPr>
+      </w:pPr>
+      <w:r>
+        <w:rPr>
+          <w:rFonts w:cs="Arial" w:cstheme="minorHAnsi" w:ascii="Arial" w:hAnsi="Arial"/>
+          <w:sz w:val="20"/>
+          <w:szCs w:val="20"/>
+        </w:rPr>
+      </w:r>
+    </w:p>
+    <w:p>
+      <w:pPr>
+        <w:pStyle w:val="BodyText"/>
+        <w:rPr>
+          <w:rFonts w:ascii="Arial" w:hAnsi="Arial" w:cs="Arial" w:asciiTheme="minorHAnsi" w:cstheme="minorHAnsi" w:hAnsiTheme="minorHAnsi"/>
           <w:sz w:val="20"/>
           <w:szCs w:val="20"/>
         </w:rPr>
@@ -333,7 +333,7 @@
       <w:pPr>
         <w:pStyle w:val="BodyText"/>
         <w:rPr>
-          <w:rFonts w:cs="" w:asciiTheme="minorHAnsi" w:cstheme="minorHAnsi" w:hAnsiTheme="minorHAnsi"/>
+          <w:rFonts w:ascii="Arial" w:hAnsi="Arial" w:cs="Arial" w:asciiTheme="minorHAnsi" w:cstheme="minorHAnsi" w:hAnsiTheme="minorHAnsi"/>
           <w:sz w:val="20"/>
           <w:szCs w:val="20"/>
         </w:rPr>
@@ -347,7 +347,7 @@
       <w:pPr>
         <w:pStyle w:val="Normal"/>
         <w:rPr>
-          <w:rFonts w:cs="" w:asciiTheme="minorHAnsi" w:cstheme="minorHAnsi" w:hAnsiTheme="minorHAnsi"/>
+          <w:rFonts w:ascii="Arial" w:hAnsi="Arial" w:cs="Arial" w:asciiTheme="minorHAnsi" w:cstheme="minorHAnsi" w:hAnsiTheme="minorHAnsi"/>
           <w:sz w:val="20"/>
           <w:szCs w:val="20"/>
         </w:rPr>
@@ -361,24 +361,24 @@
       <w:pPr>
         <w:pStyle w:val="Normal"/>
         <w:rPr>
-          <w:rFonts w:cs="" w:asciiTheme="minorHAnsi" w:cstheme="minorHAnsi" w:hAnsiTheme="minorHAnsi"/>
-          <w:sz w:val="20"/>
-          <w:szCs w:val="20"/>
-        </w:rPr>
-      </w:pPr>
-      <w:r>
-        <w:rPr>
-          <w:rFonts w:cs="" w:asciiTheme="minorHAnsi" w:cstheme="minorHAnsi" w:hAnsiTheme="minorHAnsi"/>
-          <w:sz w:val="20"/>
-          <w:szCs w:val="20"/>
-        </w:rPr>
-      </w:r>
-    </w:p>
-    <w:p>
-      <w:pPr>
-        <w:pStyle w:val="Normal"/>
-        <w:rPr>
-          <w:rFonts w:cs="" w:asciiTheme="minorHAnsi" w:cstheme="minorHAnsi" w:hAnsiTheme="minorHAnsi"/>
+          <w:rFonts w:ascii="Arial" w:hAnsi="Arial" w:cs="Arial" w:asciiTheme="minorHAnsi" w:cstheme="minorHAnsi" w:hAnsiTheme="minorHAnsi"/>
+          <w:sz w:val="20"/>
+          <w:szCs w:val="20"/>
+        </w:rPr>
+      </w:pPr>
+      <w:r>
+        <w:rPr>
+          <w:rFonts w:cs="Arial" w:cstheme="minorHAnsi" w:ascii="Arial" w:hAnsi="Arial"/>
+          <w:sz w:val="20"/>
+          <w:szCs w:val="20"/>
+        </w:rPr>
+      </w:r>
+    </w:p>
+    <w:p>
+      <w:pPr>
+        <w:pStyle w:val="Normal"/>
+        <w:rPr>
+          <w:rFonts w:ascii="Arial" w:hAnsi="Arial" w:cs="Arial" w:asciiTheme="minorHAnsi" w:cstheme="minorHAnsi" w:hAnsiTheme="minorHAnsi"/>
           <w:sz w:val="20"/>
           <w:szCs w:val="20"/>
         </w:rPr>
@@ -392,55 +392,55 @@
       <w:pPr>
         <w:pStyle w:val="Normal"/>
         <w:rPr>
-          <w:rFonts w:cs="" w:asciiTheme="minorHAnsi" w:cstheme="minorHAnsi" w:hAnsiTheme="minorHAnsi"/>
-          <w:sz w:val="20"/>
-          <w:szCs w:val="20"/>
-        </w:rPr>
-      </w:pPr>
-      <w:r>
-        <w:rPr>
-          <w:rFonts w:cs="" w:asciiTheme="minorHAnsi" w:cstheme="minorHAnsi" w:hAnsiTheme="minorHAnsi"/>
-          <w:sz w:val="20"/>
-          <w:szCs w:val="20"/>
-        </w:rPr>
-      </w:r>
-    </w:p>
-    <w:p>
-      <w:pPr>
-        <w:pStyle w:val="Normal"/>
-        <w:rPr>
-          <w:rFonts w:cs="" w:asciiTheme="minorHAnsi" w:cstheme="minorHAnsi" w:hAnsiTheme="minorHAnsi"/>
-          <w:sz w:val="20"/>
-          <w:szCs w:val="20"/>
-        </w:rPr>
-      </w:pPr>
-      <w:r>
-        <w:rPr/>
-        <w:t>Site d'inspection : {{ lieu.site_inspection.nom or '-'  }}</w:t>
-      </w:r>
-    </w:p>
-    <w:p>
-      <w:pPr>
-        <w:pStyle w:val="Normal"/>
-        <w:rPr>
-          <w:rFonts w:cs="" w:asciiTheme="minorHAnsi" w:cstheme="minorHAnsi" w:hAnsiTheme="minorHAnsi"/>
-          <w:sz w:val="20"/>
-          <w:szCs w:val="20"/>
-        </w:rPr>
-      </w:pPr>
-      <w:r>
-        <w:rPr>
-          <w:rFonts w:cs="" w:asciiTheme="minorHAnsi" w:cstheme="minorHAnsi" w:hAnsiTheme="minorHAnsi"/>
-          <w:sz w:val="20"/>
-          <w:szCs w:val="20"/>
-        </w:rPr>
-      </w:r>
-    </w:p>
-    <w:p>
-      <w:pPr>
-        <w:pStyle w:val="Normal"/>
-        <w:rPr>
-          <w:rFonts w:cs="" w:asciiTheme="minorHAnsi" w:cstheme="minorHAnsi" w:hAnsiTheme="minorHAnsi"/>
+          <w:rFonts w:ascii="Arial" w:hAnsi="Arial" w:cs="Arial" w:asciiTheme="minorHAnsi" w:cstheme="minorHAnsi" w:hAnsiTheme="minorHAnsi"/>
+          <w:sz w:val="20"/>
+          <w:szCs w:val="20"/>
+        </w:rPr>
+      </w:pPr>
+      <w:r>
+        <w:rPr>
+          <w:rFonts w:cs="Arial" w:cstheme="minorHAnsi" w:ascii="Arial" w:hAnsi="Arial"/>
+          <w:sz w:val="20"/>
+          <w:szCs w:val="20"/>
+        </w:rPr>
+      </w:r>
+    </w:p>
+    <w:p>
+      <w:pPr>
+        <w:pStyle w:val="Normal"/>
+        <w:rPr>
+          <w:rFonts w:ascii="Arial" w:hAnsi="Arial" w:cs="Arial" w:asciiTheme="minorHAnsi" w:cstheme="minorHAnsi" w:hAnsiTheme="minorHAnsi"/>
+          <w:sz w:val="20"/>
+          <w:szCs w:val="20"/>
+        </w:rPr>
+      </w:pPr>
+      <w:r>
+        <w:rPr/>
+        <w:t>Site d'inspection : {{ lieu.grouped_site_inspection or '-'  }}</w:t>
+      </w:r>
+    </w:p>
+    <w:p>
+      <w:pPr>
+        <w:pStyle w:val="Normal"/>
+        <w:rPr>
+          <w:rFonts w:ascii="Arial" w:hAnsi="Arial" w:cs="Arial" w:asciiTheme="minorHAnsi" w:cstheme="minorHAnsi" w:hAnsiTheme="minorHAnsi"/>
+          <w:sz w:val="20"/>
+          <w:szCs w:val="20"/>
+        </w:rPr>
+      </w:pPr>
+      <w:r>
+        <w:rPr>
+          <w:rFonts w:cs="Arial" w:cstheme="minorHAnsi" w:ascii="Arial" w:hAnsi="Arial"/>
+          <w:sz w:val="20"/>
+          <w:szCs w:val="20"/>
+        </w:rPr>
+      </w:r>
+    </w:p>
+    <w:p>
+      <w:pPr>
+        <w:pStyle w:val="Normal"/>
+        <w:rPr>
+          <w:rFonts w:ascii="Arial" w:hAnsi="Arial" w:cs="Arial" w:asciiTheme="minorHAnsi" w:cstheme="minorHAnsi" w:hAnsiTheme="minorHAnsi"/>
           <w:sz w:val="20"/>
           <w:szCs w:val="20"/>
         </w:rPr>
@@ -454,24 +454,24 @@
       <w:pPr>
         <w:pStyle w:val="Normal"/>
         <w:rPr>
-          <w:rFonts w:cs="" w:asciiTheme="minorHAnsi" w:cstheme="minorHAnsi" w:hAnsiTheme="minorHAnsi"/>
-          <w:sz w:val="20"/>
-          <w:szCs w:val="20"/>
-        </w:rPr>
-      </w:pPr>
-      <w:r>
-        <w:rPr>
-          <w:rFonts w:cs="" w:asciiTheme="minorHAnsi" w:cstheme="minorHAnsi" w:hAnsiTheme="minorHAnsi"/>
-          <w:sz w:val="20"/>
-          <w:szCs w:val="20"/>
-        </w:rPr>
-      </w:r>
-    </w:p>
-    <w:p>
-      <w:pPr>
-        <w:pStyle w:val="Normal"/>
-        <w:rPr>
-          <w:rFonts w:cs="" w:asciiTheme="minorHAnsi" w:cstheme="minorHAnsi" w:hAnsiTheme="minorHAnsi"/>
+          <w:rFonts w:ascii="Arial" w:hAnsi="Arial" w:cs="Arial" w:asciiTheme="minorHAnsi" w:cstheme="minorHAnsi" w:hAnsiTheme="minorHAnsi"/>
+          <w:sz w:val="20"/>
+          <w:szCs w:val="20"/>
+        </w:rPr>
+      </w:pPr>
+      <w:r>
+        <w:rPr>
+          <w:rFonts w:cs="Arial" w:cstheme="minorHAnsi" w:ascii="Arial" w:hAnsi="Arial"/>
+          <w:sz w:val="20"/>
+          <w:szCs w:val="20"/>
+        </w:rPr>
+      </w:r>
+    </w:p>
+    <w:p>
+      <w:pPr>
+        <w:pStyle w:val="Normal"/>
+        <w:rPr>
+          <w:rFonts w:ascii="Arial" w:hAnsi="Arial" w:cs="Arial" w:asciiTheme="minorHAnsi" w:cstheme="minorHAnsi" w:hAnsiTheme="minorHAnsi"/>
           <w:sz w:val="20"/>
           <w:szCs w:val="20"/>
         </w:rPr>
@@ -485,24 +485,24 @@
       <w:pPr>
         <w:pStyle w:val="Normal"/>
         <w:rPr>
-          <w:rFonts w:cs="" w:asciiTheme="minorHAnsi" w:cstheme="minorHAnsi" w:hAnsiTheme="minorHAnsi"/>
-          <w:sz w:val="20"/>
-          <w:szCs w:val="20"/>
-        </w:rPr>
-      </w:pPr>
-      <w:r>
-        <w:rPr>
-          <w:rFonts w:cs="" w:asciiTheme="minorHAnsi" w:cstheme="minorHAnsi" w:hAnsiTheme="minorHAnsi"/>
-          <w:sz w:val="20"/>
-          <w:szCs w:val="20"/>
-        </w:rPr>
-      </w:r>
-    </w:p>
-    <w:p>
-      <w:pPr>
-        <w:pStyle w:val="Normal"/>
-        <w:rPr>
-          <w:rFonts w:cs="" w:asciiTheme="minorHAnsi" w:cstheme="minorHAnsi" w:hAnsiTheme="minorHAnsi"/>
+          <w:rFonts w:ascii="Arial" w:hAnsi="Arial" w:cs="Arial" w:asciiTheme="minorHAnsi" w:cstheme="minorHAnsi" w:hAnsiTheme="minorHAnsi"/>
+          <w:sz w:val="20"/>
+          <w:szCs w:val="20"/>
+        </w:rPr>
+      </w:pPr>
+      <w:r>
+        <w:rPr>
+          <w:rFonts w:cs="Arial" w:cstheme="minorHAnsi" w:ascii="Arial" w:hAnsi="Arial"/>
+          <w:sz w:val="20"/>
+          <w:szCs w:val="20"/>
+        </w:rPr>
+      </w:r>
+    </w:p>
+    <w:p>
+      <w:pPr>
+        <w:pStyle w:val="Normal"/>
+        <w:rPr>
+          <w:rFonts w:ascii="Arial" w:hAnsi="Arial" w:cs="Arial" w:asciiTheme="minorHAnsi" w:cstheme="minorHAnsi" w:hAnsiTheme="minorHAnsi"/>
           <w:sz w:val="20"/>
           <w:szCs w:val="20"/>
         </w:rPr>
@@ -516,24 +516,24 @@
       <w:pPr>
         <w:pStyle w:val="Normal"/>
         <w:rPr>
-          <w:rFonts w:cs="" w:asciiTheme="minorHAnsi" w:cstheme="minorHAnsi" w:hAnsiTheme="minorHAnsi"/>
-          <w:sz w:val="20"/>
-          <w:szCs w:val="20"/>
-        </w:rPr>
-      </w:pPr>
-      <w:r>
-        <w:rPr>
-          <w:rFonts w:cs="" w:asciiTheme="minorHAnsi" w:cstheme="minorHAnsi" w:hAnsiTheme="minorHAnsi"/>
-          <w:sz w:val="20"/>
-          <w:szCs w:val="20"/>
-        </w:rPr>
-      </w:r>
-    </w:p>
-    <w:p>
-      <w:pPr>
-        <w:pStyle w:val="Normal"/>
-        <w:rPr>
-          <w:rFonts w:cs="" w:asciiTheme="minorHAnsi" w:cstheme="minorHAnsi" w:hAnsiTheme="minorHAnsi"/>
+          <w:rFonts w:ascii="Arial" w:hAnsi="Arial" w:cs="Arial" w:asciiTheme="minorHAnsi" w:cstheme="minorHAnsi" w:hAnsiTheme="minorHAnsi"/>
+          <w:sz w:val="20"/>
+          <w:szCs w:val="20"/>
+        </w:rPr>
+      </w:pPr>
+      <w:r>
+        <w:rPr>
+          <w:rFonts w:cs="Arial" w:cstheme="minorHAnsi" w:ascii="Arial" w:hAnsi="Arial"/>
+          <w:sz w:val="20"/>
+          <w:szCs w:val="20"/>
+        </w:rPr>
+      </w:r>
+    </w:p>
+    <w:p>
+      <w:pPr>
+        <w:pStyle w:val="Normal"/>
+        <w:rPr>
+          <w:rFonts w:ascii="Arial" w:hAnsi="Arial" w:cs="Arial" w:asciiTheme="minorHAnsi" w:cstheme="minorHAnsi" w:hAnsiTheme="minorHAnsi"/>
           <w:sz w:val="20"/>
           <w:szCs w:val="20"/>
         </w:rPr>
@@ -547,24 +547,24 @@
       <w:pPr>
         <w:pStyle w:val="Normal"/>
         <w:rPr>
-          <w:rFonts w:cs="" w:asciiTheme="minorHAnsi" w:cstheme="minorHAnsi" w:hAnsiTheme="minorHAnsi"/>
-          <w:sz w:val="20"/>
-          <w:szCs w:val="20"/>
-        </w:rPr>
-      </w:pPr>
-      <w:r>
-        <w:rPr>
-          <w:rFonts w:cs="" w:asciiTheme="minorHAnsi" w:cstheme="minorHAnsi" w:hAnsiTheme="minorHAnsi"/>
-          <w:sz w:val="20"/>
-          <w:szCs w:val="20"/>
-        </w:rPr>
-      </w:r>
-    </w:p>
-    <w:p>
-      <w:pPr>
-        <w:pStyle w:val="Normal"/>
-        <w:rPr>
-          <w:rFonts w:cs="" w:asciiTheme="minorHAnsi" w:cstheme="minorHAnsi" w:hAnsiTheme="minorHAnsi"/>
+          <w:rFonts w:ascii="Arial" w:hAnsi="Arial" w:cs="Arial" w:asciiTheme="minorHAnsi" w:cstheme="minorHAnsi" w:hAnsiTheme="minorHAnsi"/>
+          <w:sz w:val="20"/>
+          <w:szCs w:val="20"/>
+        </w:rPr>
+      </w:pPr>
+      <w:r>
+        <w:rPr>
+          <w:rFonts w:cs="Arial" w:cstheme="minorHAnsi" w:ascii="Arial" w:hAnsi="Arial"/>
+          <w:sz w:val="20"/>
+          <w:szCs w:val="20"/>
+        </w:rPr>
+      </w:r>
+    </w:p>
+    <w:p>
+      <w:pPr>
+        <w:pStyle w:val="Normal"/>
+        <w:rPr>
+          <w:rFonts w:ascii="Arial" w:hAnsi="Arial" w:cs="Arial" w:asciiTheme="minorHAnsi" w:cstheme="minorHAnsi" w:hAnsiTheme="minorHAnsi"/>
           <w:sz w:val="20"/>
           <w:szCs w:val="20"/>
         </w:rPr>
@@ -578,7 +578,7 @@
       <w:pPr>
         <w:pStyle w:val="Normal"/>
         <w:rPr>
-          <w:rFonts w:cs="" w:asciiTheme="minorHAnsi" w:cstheme="minorHAnsi" w:hAnsiTheme="minorHAnsi"/>
+          <w:rFonts w:ascii="Arial" w:hAnsi="Arial" w:cs="Arial" w:asciiTheme="minorHAnsi" w:cstheme="minorHAnsi" w:hAnsiTheme="minorHAnsi"/>
           <w:sz w:val="20"/>
           <w:szCs w:val="20"/>
         </w:rPr>
@@ -592,24 +592,24 @@
       <w:pPr>
         <w:pStyle w:val="Normal"/>
         <w:rPr>
-          <w:rFonts w:cs="" w:asciiTheme="minorHAnsi" w:cstheme="minorHAnsi" w:hAnsiTheme="minorHAnsi"/>
-          <w:sz w:val="20"/>
-          <w:szCs w:val="20"/>
-        </w:rPr>
-      </w:pPr>
-      <w:r>
-        <w:rPr>
-          <w:rFonts w:cs="" w:asciiTheme="minorHAnsi" w:cstheme="minorHAnsi" w:hAnsiTheme="minorHAnsi"/>
-          <w:sz w:val="20"/>
-          <w:szCs w:val="20"/>
-        </w:rPr>
-      </w:r>
-    </w:p>
-    <w:p>
-      <w:pPr>
-        <w:pStyle w:val="BodyText"/>
-        <w:rPr>
-          <w:rFonts w:cs="" w:asciiTheme="minorHAnsi" w:cstheme="minorHAnsi" w:hAnsiTheme="minorHAnsi"/>
+          <w:rFonts w:ascii="Arial" w:hAnsi="Arial" w:cs="Arial" w:asciiTheme="minorHAnsi" w:cstheme="minorHAnsi" w:hAnsiTheme="minorHAnsi"/>
+          <w:sz w:val="20"/>
+          <w:szCs w:val="20"/>
+        </w:rPr>
+      </w:pPr>
+      <w:r>
+        <w:rPr>
+          <w:rFonts w:cs="Arial" w:cstheme="minorHAnsi" w:ascii="Arial" w:hAnsi="Arial"/>
+          <w:sz w:val="20"/>
+          <w:szCs w:val="20"/>
+        </w:rPr>
+      </w:r>
+    </w:p>
+    <w:p>
+      <w:pPr>
+        <w:pStyle w:val="BodyText"/>
+        <w:rPr>
+          <w:rFonts w:ascii="Arial" w:hAnsi="Arial" w:cs="Arial" w:asciiTheme="minorHAnsi" w:cstheme="minorHAnsi" w:hAnsiTheme="minorHAnsi"/>
           <w:sz w:val="20"/>
           <w:szCs w:val="20"/>
         </w:rPr>
@@ -623,7 +623,7 @@
       <w:pPr>
         <w:pStyle w:val="BodyText"/>
         <w:rPr>
-          <w:rFonts w:cs="" w:asciiTheme="minorHAnsi" w:cstheme="minorHAnsi" w:hAnsiTheme="minorHAnsi"/>
+          <w:rFonts w:ascii="Arial" w:hAnsi="Arial" w:cs="Arial" w:asciiTheme="minorHAnsi" w:cstheme="minorHAnsi" w:hAnsiTheme="minorHAnsi"/>
           <w:sz w:val="20"/>
           <w:szCs w:val="20"/>
         </w:rPr>
@@ -637,7 +637,7 @@
       <w:pPr>
         <w:pStyle w:val="BodyText"/>
         <w:rPr>
-          <w:rFonts w:cs="" w:asciiTheme="minorHAnsi" w:cstheme="minorHAnsi" w:hAnsiTheme="minorHAnsi"/>
+          <w:rFonts w:ascii="Arial" w:hAnsi="Arial" w:cs="Arial" w:asciiTheme="minorHAnsi" w:cstheme="minorHAnsi" w:hAnsiTheme="minorHAnsi"/>
           <w:sz w:val="20"/>
           <w:szCs w:val="20"/>
         </w:rPr>
@@ -651,7 +651,7 @@
       <w:pPr>
         <w:pStyle w:val="BodyText"/>
         <w:rPr>
-          <w:rFonts w:cs="" w:asciiTheme="minorHAnsi" w:cstheme="minorHAnsi" w:hAnsiTheme="minorHAnsi"/>
+          <w:rFonts w:ascii="Arial" w:hAnsi="Arial" w:cs="Arial" w:asciiTheme="minorHAnsi" w:cstheme="minorHAnsi" w:hAnsiTheme="minorHAnsi"/>
           <w:sz w:val="20"/>
           <w:szCs w:val="20"/>
         </w:rPr>
@@ -665,7 +665,7 @@
       <w:pPr>
         <w:pStyle w:val="BodyText"/>
         <w:rPr>
-          <w:rFonts w:cs="" w:asciiTheme="minorHAnsi" w:cstheme="minorHAnsi" w:hAnsiTheme="minorHAnsi"/>
+          <w:rFonts w:ascii="Arial" w:hAnsi="Arial" w:cs="Arial" w:asciiTheme="minorHAnsi" w:cstheme="minorHAnsi" w:hAnsiTheme="minorHAnsi"/>
           <w:sz w:val="20"/>
           <w:szCs w:val="20"/>
         </w:rPr>
@@ -679,7 +679,7 @@
       <w:pPr>
         <w:pStyle w:val="BodyText"/>
         <w:rPr>
-          <w:rFonts w:cs="" w:asciiTheme="minorHAnsi" w:cstheme="minorHAnsi" w:hAnsiTheme="minorHAnsi"/>
+          <w:rFonts w:ascii="Arial" w:hAnsi="Arial" w:cs="Arial" w:asciiTheme="minorHAnsi" w:cstheme="minorHAnsi" w:hAnsiTheme="minorHAnsi"/>
           <w:sz w:val="20"/>
           <w:szCs w:val="20"/>
         </w:rPr>
@@ -693,7 +693,7 @@
       <w:pPr>
         <w:pStyle w:val="BodyText"/>
         <w:rPr>
-          <w:rFonts w:cs="" w:asciiTheme="minorHAnsi" w:cstheme="minorHAnsi" w:hAnsiTheme="minorHAnsi"/>
+          <w:rFonts w:ascii="Arial" w:hAnsi="Arial" w:cs="Arial" w:asciiTheme="minorHAnsi" w:cstheme="minorHAnsi" w:hAnsiTheme="minorHAnsi"/>
           <w:sz w:val="20"/>
           <w:szCs w:val="20"/>
         </w:rPr>
@@ -707,24 +707,24 @@
       <w:pPr>
         <w:pStyle w:val="Normal"/>
         <w:rPr>
-          <w:rFonts w:cs="" w:asciiTheme="minorHAnsi" w:cstheme="minorHAnsi" w:hAnsiTheme="minorHAnsi"/>
-          <w:sz w:val="20"/>
-          <w:szCs w:val="20"/>
-        </w:rPr>
-      </w:pPr>
-      <w:r>
-        <w:rPr>
-          <w:rFonts w:cs="" w:asciiTheme="minorHAnsi" w:cstheme="minorHAnsi" w:hAnsiTheme="minorHAnsi"/>
-          <w:sz w:val="20"/>
-          <w:szCs w:val="20"/>
-        </w:rPr>
-      </w:r>
-    </w:p>
-    <w:p>
-      <w:pPr>
-        <w:pStyle w:val="Normal"/>
-        <w:rPr>
-          <w:rFonts w:cs="" w:asciiTheme="minorHAnsi" w:cstheme="minorHAnsi" w:hAnsiTheme="minorHAnsi"/>
+          <w:rFonts w:ascii="Arial" w:hAnsi="Arial" w:cs="Arial" w:asciiTheme="minorHAnsi" w:cstheme="minorHAnsi" w:hAnsiTheme="minorHAnsi"/>
+          <w:sz w:val="20"/>
+          <w:szCs w:val="20"/>
+        </w:rPr>
+      </w:pPr>
+      <w:r>
+        <w:rPr>
+          <w:rFonts w:cs="Arial" w:cstheme="minorHAnsi" w:ascii="Arial" w:hAnsi="Arial"/>
+          <w:sz w:val="20"/>
+          <w:szCs w:val="20"/>
+        </w:rPr>
+      </w:r>
+    </w:p>
+    <w:p>
+      <w:pPr>
+        <w:pStyle w:val="Normal"/>
+        <w:rPr>
+          <w:rFonts w:ascii="Arial" w:hAnsi="Arial" w:cs="Arial" w:asciiTheme="minorHAnsi" w:cstheme="minorHAnsi" w:hAnsiTheme="minorHAnsi"/>
           <w:sz w:val="20"/>
           <w:szCs w:val="20"/>
         </w:rPr>
@@ -738,14 +738,14 @@
       <w:pPr>
         <w:pStyle w:val="Normal"/>
         <w:rPr>
-          <w:rFonts w:cs="" w:asciiTheme="minorHAnsi" w:cstheme="minorHAnsi" w:hAnsiTheme="minorHAnsi"/>
-          <w:sz w:val="20"/>
-          <w:szCs w:val="20"/>
-        </w:rPr>
-      </w:pPr>
-      <w:r>
-        <w:rPr>
-          <w:rFonts w:cs="" w:asciiTheme="minorHAnsi" w:cstheme="minorHAnsi" w:hAnsiTheme="minorHAnsi"/>
+          <w:rFonts w:ascii="Arial" w:hAnsi="Arial" w:cs="Arial" w:asciiTheme="minorHAnsi" w:cstheme="minorHAnsi" w:hAnsiTheme="minorHAnsi"/>
+          <w:sz w:val="20"/>
+          <w:szCs w:val="20"/>
+        </w:rPr>
+      </w:pPr>
+      <w:r>
+        <w:rPr>
+          <w:rFonts w:cs="Arial" w:ascii="Arial" w:hAnsi="Arial" w:asciiTheme="minorHAnsi" w:cstheme="minorHAnsi" w:hAnsiTheme="minorHAnsi"/>
           <w:sz w:val="20"/>
           <w:szCs w:val="20"/>
         </w:rPr>
@@ -756,31 +756,31 @@
       <w:pPr>
         <w:pStyle w:val="LigneH2"/>
         <w:rPr>
-          <w:rFonts w:cs="" w:asciiTheme="minorHAnsi" w:cstheme="minorHAnsi" w:hAnsiTheme="minorHAnsi"/>
-          <w:sz w:val="20"/>
-          <w:szCs w:val="20"/>
-        </w:rPr>
-      </w:pPr>
-      <w:r>
-        <w:rPr>
-          <w:rFonts w:cs="" w:asciiTheme="minorHAnsi" w:cstheme="minorHAnsi" w:hAnsiTheme="minorHAnsi"/>
-          <w:sz w:val="20"/>
-          <w:szCs w:val="20"/>
-        </w:rPr>
-      </w:r>
-    </w:p>
-    <w:p>
-      <w:pPr>
-        <w:pStyle w:val="BodyText"/>
-        <w:rPr>
-          <w:rFonts w:cs="" w:asciiTheme="minorHAnsi" w:cstheme="minorHAnsi" w:hAnsiTheme="minorHAnsi"/>
-          <w:sz w:val="20"/>
-          <w:szCs w:val="20"/>
-        </w:rPr>
-      </w:pPr>
-      <w:r>
-        <w:rPr>
-          <w:rFonts w:cs="" w:asciiTheme="minorHAnsi" w:cstheme="minorHAnsi" w:hAnsiTheme="minorHAnsi"/>
+          <w:rFonts w:ascii="Arial" w:hAnsi="Arial" w:cs="Arial" w:asciiTheme="minorHAnsi" w:cstheme="minorHAnsi" w:hAnsiTheme="minorHAnsi"/>
+          <w:sz w:val="20"/>
+          <w:szCs w:val="20"/>
+        </w:rPr>
+      </w:pPr>
+      <w:r>
+        <w:rPr>
+          <w:rFonts w:cs="Arial" w:cstheme="minorHAnsi" w:ascii="Arial" w:hAnsi="Arial"/>
+          <w:sz w:val="20"/>
+          <w:szCs w:val="20"/>
+        </w:rPr>
+      </w:r>
+    </w:p>
+    <w:p>
+      <w:pPr>
+        <w:pStyle w:val="BodyText"/>
+        <w:rPr>
+          <w:rFonts w:ascii="Arial" w:hAnsi="Arial" w:cs="Arial" w:asciiTheme="minorHAnsi" w:cstheme="minorHAnsi" w:hAnsiTheme="minorHAnsi"/>
+          <w:sz w:val="20"/>
+          <w:szCs w:val="20"/>
+        </w:rPr>
+      </w:pPr>
+      <w:r>
+        <w:rPr>
+          <w:rFonts w:cs="Arial" w:ascii="Arial" w:hAnsi="Arial" w:asciiTheme="minorHAnsi" w:cstheme="minorHAnsi" w:hAnsiTheme="minorHAnsi"/>
           <w:sz w:val="20"/>
           <w:szCs w:val="20"/>
         </w:rPr>
@@ -803,7 +803,7 @@
       </w:pPr>
       <w:r>
         <w:rPr>
-          <w:rFonts w:cs="" w:asciiTheme="minorHAnsi" w:cstheme="minorHAnsi" w:hAnsiTheme="minorHAnsi"/>
+          <w:rFonts w:cs="Arial" w:ascii="Arial" w:hAnsi="Arial" w:asciiTheme="minorHAnsi" w:cstheme="minorHAnsi" w:hAnsiTheme="minorHAnsi"/>
           <w:sz w:val="20"/>
           <w:szCs w:val="20"/>
         </w:rPr>
@@ -812,26 +812,26 @@
     </w:p>
     <w:p>
       <w:pPr>
-        <w:pStyle w:val="Lignehorizontaleuser"/>
-        <w:rPr>
-          <w:rFonts w:cs="" w:asciiTheme="minorHAnsi" w:cstheme="minorHAnsi" w:hAnsiTheme="minorHAnsi"/>
-          <w:sz w:val="20"/>
-          <w:szCs w:val="20"/>
-        </w:rPr>
-      </w:pPr>
-      <w:r>
-        <w:rPr>
-          <w:rFonts w:cs="" w:asciiTheme="minorHAnsi" w:cstheme="minorHAnsi" w:hAnsiTheme="minorHAnsi"/>
-          <w:sz w:val="20"/>
-          <w:szCs w:val="20"/>
-        </w:rPr>
-      </w:r>
-    </w:p>
-    <w:p>
-      <w:pPr>
-        <w:pStyle w:val="BodyText"/>
-        <w:rPr>
-          <w:rFonts w:cs="" w:asciiTheme="minorHAnsi" w:cstheme="minorHAnsi" w:hAnsiTheme="minorHAnsi"/>
+        <w:pStyle w:val="Lignehorizontale"/>
+        <w:rPr>
+          <w:rFonts w:ascii="Arial" w:hAnsi="Arial" w:cs="Arial" w:asciiTheme="minorHAnsi" w:cstheme="minorHAnsi" w:hAnsiTheme="minorHAnsi"/>
+          <w:sz w:val="20"/>
+          <w:szCs w:val="20"/>
+        </w:rPr>
+      </w:pPr>
+      <w:r>
+        <w:rPr>
+          <w:rFonts w:cs="Arial" w:cstheme="minorHAnsi" w:ascii="Arial" w:hAnsi="Arial"/>
+          <w:sz w:val="20"/>
+          <w:szCs w:val="20"/>
+        </w:rPr>
+      </w:r>
+    </w:p>
+    <w:p>
+      <w:pPr>
+        <w:pStyle w:val="BodyText"/>
+        <w:rPr>
+          <w:rFonts w:ascii="Arial" w:hAnsi="Arial" w:cs="Arial" w:asciiTheme="minorHAnsi" w:cstheme="minorHAnsi" w:hAnsiTheme="minorHAnsi"/>
           <w:sz w:val="20"/>
           <w:szCs w:val="20"/>
         </w:rPr>
@@ -855,7 +855,7 @@
       <w:pPr>
         <w:pStyle w:val="BodyText"/>
         <w:rPr>
-          <w:rFonts w:cs="" w:asciiTheme="minorHAnsi" w:cstheme="minorHAnsi" w:hAnsiTheme="minorHAnsi"/>
+          <w:rFonts w:ascii="Arial" w:hAnsi="Arial" w:cs="Arial" w:asciiTheme="minorHAnsi" w:cstheme="minorHAnsi" w:hAnsiTheme="minorHAnsi"/>
           <w:sz w:val="20"/>
           <w:szCs w:val="20"/>
         </w:rPr>
@@ -869,7 +869,7 @@
       <w:pPr>
         <w:pStyle w:val="BodyText"/>
         <w:rPr>
-          <w:rFonts w:cs="" w:asciiTheme="minorHAnsi" w:cstheme="minorHAnsi" w:hAnsiTheme="minorHAnsi"/>
+          <w:rFonts w:ascii="Arial" w:hAnsi="Arial" w:cs="Arial" w:asciiTheme="minorHAnsi" w:cstheme="minorHAnsi" w:hAnsiTheme="minorHAnsi"/>
           <w:sz w:val="20"/>
           <w:szCs w:val="20"/>
         </w:rPr>
@@ -883,7 +883,7 @@
       <w:pPr>
         <w:pStyle w:val="BodyText"/>
         <w:rPr>
-          <w:rFonts w:cs="" w:asciiTheme="minorHAnsi" w:cstheme="minorHAnsi" w:hAnsiTheme="minorHAnsi"/>
+          <w:rFonts w:ascii="Arial" w:hAnsi="Arial" w:cs="Arial" w:asciiTheme="minorHAnsi" w:cstheme="minorHAnsi" w:hAnsiTheme="minorHAnsi"/>
           <w:sz w:val="20"/>
           <w:szCs w:val="20"/>
         </w:rPr>
@@ -897,7 +897,7 @@
       <w:pPr>
         <w:pStyle w:val="BodyText"/>
         <w:rPr>
-          <w:rFonts w:cs="" w:asciiTheme="minorHAnsi" w:cstheme="minorHAnsi" w:hAnsiTheme="minorHAnsi"/>
+          <w:rFonts w:ascii="Arial" w:hAnsi="Arial" w:cs="Arial" w:asciiTheme="minorHAnsi" w:cstheme="minorHAnsi" w:hAnsiTheme="minorHAnsi"/>
           <w:sz w:val="20"/>
           <w:szCs w:val="20"/>
         </w:rPr>
@@ -911,7 +911,7 @@
       <w:pPr>
         <w:pStyle w:val="BodyText"/>
         <w:rPr>
-          <w:rFonts w:cs="" w:asciiTheme="minorHAnsi" w:cstheme="minorHAnsi" w:hAnsiTheme="minorHAnsi"/>
+          <w:rFonts w:ascii="Arial" w:hAnsi="Arial" w:cs="Arial" w:asciiTheme="minorHAnsi" w:cstheme="minorHAnsi" w:hAnsiTheme="minorHAnsi"/>
           <w:sz w:val="20"/>
           <w:szCs w:val="20"/>
         </w:rPr>
@@ -925,7 +925,7 @@
       <w:pPr>
         <w:pStyle w:val="BodyText"/>
         <w:rPr>
-          <w:rFonts w:cs="" w:asciiTheme="minorHAnsi" w:cstheme="minorHAnsi" w:hAnsiTheme="minorHAnsi"/>
+          <w:rFonts w:ascii="Arial" w:hAnsi="Arial" w:cs="Arial" w:asciiTheme="minorHAnsi" w:cstheme="minorHAnsi" w:hAnsiTheme="minorHAnsi"/>
           <w:sz w:val="20"/>
           <w:szCs w:val="20"/>
         </w:rPr>
@@ -939,7 +939,7 @@
       <w:pPr>
         <w:pStyle w:val="BodyText"/>
         <w:rPr>
-          <w:rFonts w:cs="" w:asciiTheme="minorHAnsi" w:cstheme="minorHAnsi" w:hAnsiTheme="minorHAnsi"/>
+          <w:rFonts w:ascii="Arial" w:hAnsi="Arial" w:cs="Arial" w:asciiTheme="minorHAnsi" w:cstheme="minorHAnsi" w:hAnsiTheme="minorHAnsi"/>
           <w:sz w:val="20"/>
           <w:szCs w:val="20"/>
         </w:rPr>
@@ -953,7 +953,7 @@
       <w:pPr>
         <w:pStyle w:val="BodyText"/>
         <w:rPr>
-          <w:rFonts w:cs="" w:asciiTheme="minorHAnsi" w:cstheme="minorHAnsi" w:hAnsiTheme="minorHAnsi"/>
+          <w:rFonts w:ascii="Arial" w:hAnsi="Arial" w:cs="Arial" w:asciiTheme="minorHAnsi" w:cstheme="minorHAnsi" w:hAnsiTheme="minorHAnsi"/>
           <w:sz w:val="20"/>
           <w:szCs w:val="20"/>
         </w:rPr>
@@ -967,7 +967,7 @@
       <w:pPr>
         <w:pStyle w:val="BodyText"/>
         <w:rPr>
-          <w:rFonts w:cs="" w:asciiTheme="minorHAnsi" w:cstheme="minorHAnsi" w:hAnsiTheme="minorHAnsi"/>
+          <w:rFonts w:ascii="Arial" w:hAnsi="Arial" w:cs="Arial" w:asciiTheme="minorHAnsi" w:cstheme="minorHAnsi" w:hAnsiTheme="minorHAnsi"/>
           <w:sz w:val="20"/>
           <w:szCs w:val="20"/>
         </w:rPr>
@@ -981,7 +981,7 @@
       <w:pPr>
         <w:pStyle w:val="BodyText"/>
         <w:rPr>
-          <w:rFonts w:cs="" w:asciiTheme="minorHAnsi" w:cstheme="minorHAnsi" w:hAnsiTheme="minorHAnsi"/>
+          <w:rFonts w:ascii="Arial" w:hAnsi="Arial" w:cs="Arial" w:asciiTheme="minorHAnsi" w:cstheme="minorHAnsi" w:hAnsiTheme="minorHAnsi"/>
           <w:sz w:val="20"/>
           <w:szCs w:val="20"/>
         </w:rPr>
@@ -995,7 +995,7 @@
       <w:pPr>
         <w:pStyle w:val="BodyText"/>
         <w:rPr>
-          <w:rFonts w:cs="" w:asciiTheme="minorHAnsi" w:cstheme="minorHAnsi" w:hAnsiTheme="minorHAnsi"/>
+          <w:rFonts w:ascii="Arial" w:hAnsi="Arial" w:cs="Arial" w:asciiTheme="minorHAnsi" w:cstheme="minorHAnsi" w:hAnsiTheme="minorHAnsi"/>
           <w:sz w:val="20"/>
           <w:szCs w:val="20"/>
         </w:rPr>
@@ -1009,7 +1009,7 @@
       <w:pPr>
         <w:pStyle w:val="BodyText"/>
         <w:rPr>
-          <w:rFonts w:cs="" w:asciiTheme="minorHAnsi" w:cstheme="minorHAnsi" w:hAnsiTheme="minorHAnsi"/>
+          <w:rFonts w:ascii="Arial" w:hAnsi="Arial" w:cs="Arial" w:asciiTheme="minorHAnsi" w:cstheme="minorHAnsi" w:hAnsiTheme="minorHAnsi"/>
           <w:sz w:val="20"/>
           <w:szCs w:val="20"/>
         </w:rPr>
@@ -1023,7 +1023,7 @@
       <w:pPr>
         <w:pStyle w:val="BodyText"/>
         <w:rPr>
-          <w:rFonts w:cs="" w:asciiTheme="minorHAnsi" w:cstheme="minorHAnsi" w:hAnsiTheme="minorHAnsi"/>
+          <w:rFonts w:ascii="Arial" w:hAnsi="Arial" w:cs="Arial" w:asciiTheme="minorHAnsi" w:cstheme="minorHAnsi" w:hAnsiTheme="minorHAnsi"/>
           <w:sz w:val="20"/>
           <w:szCs w:val="20"/>
         </w:rPr>
@@ -1037,7 +1037,7 @@
       <w:pPr>
         <w:pStyle w:val="BodyText"/>
         <w:rPr>
-          <w:rFonts w:cs="" w:asciiTheme="minorHAnsi" w:cstheme="minorHAnsi" w:hAnsiTheme="minorHAnsi"/>
+          <w:rFonts w:ascii="Arial" w:hAnsi="Arial" w:cs="Arial" w:asciiTheme="minorHAnsi" w:cstheme="minorHAnsi" w:hAnsiTheme="minorHAnsi"/>
           <w:sz w:val="20"/>
           <w:szCs w:val="20"/>
         </w:rPr>
@@ -1051,14 +1051,14 @@
       <w:pPr>
         <w:pStyle w:val="Normal"/>
         <w:rPr>
-          <w:rFonts w:cs="" w:asciiTheme="minorHAnsi" w:cstheme="minorHAnsi" w:hAnsiTheme="minorHAnsi"/>
-          <w:sz w:val="20"/>
-          <w:szCs w:val="20"/>
-        </w:rPr>
-      </w:pPr>
-      <w:r>
-        <w:rPr>
-          <w:rFonts w:cs="" w:asciiTheme="minorHAnsi" w:cstheme="minorHAnsi" w:hAnsiTheme="minorHAnsi"/>
+          <w:rFonts w:ascii="Arial" w:hAnsi="Arial" w:cs="Arial" w:asciiTheme="minorHAnsi" w:cstheme="minorHAnsi" w:hAnsiTheme="minorHAnsi"/>
+          <w:sz w:val="20"/>
+          <w:szCs w:val="20"/>
+        </w:rPr>
+      </w:pPr>
+      <w:r>
+        <w:rPr>
+          <w:rFonts w:cs="Arial" w:ascii="Arial" w:hAnsi="Arial" w:asciiTheme="minorHAnsi" w:cstheme="minorHAnsi" w:hAnsiTheme="minorHAnsi"/>
           <w:sz w:val="20"/>
           <w:szCs w:val="20"/>
         </w:rPr>
@@ -1069,24 +1069,24 @@
       <w:pPr>
         <w:pStyle w:val="LigneH2"/>
         <w:rPr>
-          <w:rFonts w:cs="" w:asciiTheme="minorHAnsi" w:cstheme="minorHAnsi" w:hAnsiTheme="minorHAnsi"/>
-          <w:sz w:val="20"/>
-          <w:szCs w:val="20"/>
-        </w:rPr>
-      </w:pPr>
-      <w:r>
-        <w:rPr>
-          <w:rFonts w:cs="" w:asciiTheme="minorHAnsi" w:cstheme="minorHAnsi" w:hAnsiTheme="minorHAnsi"/>
-          <w:sz w:val="20"/>
-          <w:szCs w:val="20"/>
-        </w:rPr>
-      </w:r>
-    </w:p>
-    <w:p>
-      <w:pPr>
-        <w:pStyle w:val="BodyText"/>
-        <w:rPr>
-          <w:rFonts w:cs="" w:asciiTheme="minorHAnsi" w:cstheme="minorHAnsi" w:hAnsiTheme="minorHAnsi"/>
+          <w:rFonts w:ascii="Arial" w:hAnsi="Arial" w:cs="Arial" w:asciiTheme="minorHAnsi" w:cstheme="minorHAnsi" w:hAnsiTheme="minorHAnsi"/>
+          <w:sz w:val="20"/>
+          <w:szCs w:val="20"/>
+        </w:rPr>
+      </w:pPr>
+      <w:r>
+        <w:rPr>
+          <w:rFonts w:cs="Arial" w:cstheme="minorHAnsi" w:ascii="Arial" w:hAnsi="Arial"/>
+          <w:sz w:val="20"/>
+          <w:szCs w:val="20"/>
+        </w:rPr>
+      </w:r>
+    </w:p>
+    <w:p>
+      <w:pPr>
+        <w:pStyle w:val="BodyText"/>
+        <w:rPr>
+          <w:rFonts w:ascii="Arial" w:hAnsi="Arial" w:cs="Arial" w:asciiTheme="minorHAnsi" w:cstheme="minorHAnsi" w:hAnsiTheme="minorHAnsi"/>
           <w:sz w:val="20"/>
           <w:szCs w:val="20"/>
         </w:rPr>
@@ -1094,7 +1094,7 @@
       <w:r>
         <w:rPr>
           <w:rStyle w:val="Citation"/>
-          <w:rFonts w:eastAsia="Noto Serif CJK SC" w:cs="" w:asciiTheme="minorHAnsi" w:cstheme="minorHAnsi" w:hAnsiTheme="minorHAnsi"/>
+          <w:rFonts w:eastAsia="Noto Serif CJK SC" w:cs="Arial" w:ascii="Arial" w:hAnsi="Arial" w:asciiTheme="minorHAnsi" w:cstheme="minorHAnsi" w:hAnsiTheme="minorHAnsi"/>
           <w:color w:val="auto"/>
           <w:kern w:val="2"/>
           <w:sz w:val="20"/>
@@ -1108,7 +1108,7 @@
       <w:pPr>
         <w:pStyle w:val="BodyText"/>
         <w:rPr>
-          <w:rFonts w:cs="" w:asciiTheme="minorHAnsi" w:cstheme="minorHAnsi" w:hAnsiTheme="minorHAnsi"/>
+          <w:rFonts w:ascii="Arial" w:hAnsi="Arial" w:cs="Arial" w:asciiTheme="minorHAnsi" w:cstheme="minorHAnsi" w:hAnsiTheme="minorHAnsi"/>
           <w:sz w:val="20"/>
           <w:szCs w:val="20"/>
         </w:rPr>
@@ -1116,7 +1116,7 @@
       <w:r>
         <w:rPr>
           <w:rStyle w:val="Citation"/>
-          <w:rFonts w:eastAsia="Noto Serif CJK SC" w:cs="" w:asciiTheme="minorHAnsi" w:cstheme="minorHAnsi" w:hAnsiTheme="minorHAnsi"/>
+          <w:rFonts w:eastAsia="Noto Serif CJK SC" w:cs="Arial" w:ascii="Arial" w:hAnsi="Arial" w:asciiTheme="minorHAnsi" w:cstheme="minorHAnsi" w:hAnsiTheme="minorHAnsi"/>
           <w:color w:val="auto"/>
           <w:kern w:val="2"/>
           <w:sz w:val="20"/>
@@ -1130,7 +1130,7 @@
       <w:pPr>
         <w:pStyle w:val="BodyText"/>
         <w:rPr>
-          <w:rFonts w:cs="" w:asciiTheme="minorHAnsi" w:cstheme="minorHAnsi" w:hAnsiTheme="minorHAnsi"/>
+          <w:rFonts w:ascii="Arial" w:hAnsi="Arial" w:cs="Arial" w:asciiTheme="minorHAnsi" w:cstheme="minorHAnsi" w:hAnsiTheme="minorHAnsi"/>
           <w:sz w:val="20"/>
           <w:szCs w:val="20"/>
         </w:rPr>
@@ -1138,7 +1138,7 @@
       <w:r>
         <w:rPr>
           <w:rStyle w:val="Citation"/>
-          <w:rFonts w:eastAsia="Noto Serif CJK SC" w:cs="" w:asciiTheme="minorHAnsi" w:cstheme="minorHAnsi" w:hAnsiTheme="minorHAnsi"/>
+          <w:rFonts w:eastAsia="Noto Serif CJK SC" w:cs="Arial" w:ascii="Arial" w:hAnsi="Arial" w:asciiTheme="minorHAnsi" w:cstheme="minorHAnsi" w:hAnsiTheme="minorHAnsi"/>
           <w:color w:val="auto"/>
           <w:kern w:val="2"/>
           <w:sz w:val="20"/>
@@ -1152,31 +1152,31 @@
       <w:pPr>
         <w:pStyle w:val="BodyText"/>
         <w:rPr>
-          <w:rFonts w:cs="" w:asciiTheme="minorHAnsi" w:cstheme="minorHAnsi" w:hAnsiTheme="minorHAnsi"/>
-          <w:sz w:val="20"/>
-          <w:szCs w:val="20"/>
-        </w:rPr>
-      </w:pPr>
-      <w:r>
-        <w:rPr>
-          <w:rFonts w:cs="" w:asciiTheme="minorHAnsi" w:cstheme="minorHAnsi" w:hAnsiTheme="minorHAnsi"/>
-          <w:sz w:val="20"/>
-          <w:szCs w:val="20"/>
-        </w:rPr>
-      </w:r>
-    </w:p>
-    <w:p>
-      <w:pPr>
-        <w:pStyle w:val="BodyText"/>
-        <w:rPr>
-          <w:rFonts w:cs="" w:asciiTheme="minorHAnsi" w:cstheme="minorHAnsi" w:hAnsiTheme="minorHAnsi"/>
-          <w:sz w:val="20"/>
-          <w:szCs w:val="20"/>
-        </w:rPr>
-      </w:pPr>
-      <w:r>
-        <w:rPr>
-          <w:rFonts w:cs="" w:asciiTheme="minorHAnsi" w:cstheme="minorHAnsi" w:hAnsiTheme="minorHAnsi"/>
+          <w:rFonts w:ascii="Arial" w:hAnsi="Arial" w:cs="Arial" w:asciiTheme="minorHAnsi" w:cstheme="minorHAnsi" w:hAnsiTheme="minorHAnsi"/>
+          <w:sz w:val="20"/>
+          <w:szCs w:val="20"/>
+        </w:rPr>
+      </w:pPr>
+      <w:r>
+        <w:rPr>
+          <w:rFonts w:cs="Arial" w:cstheme="minorHAnsi" w:ascii="Arial" w:hAnsi="Arial"/>
+          <w:sz w:val="20"/>
+          <w:szCs w:val="20"/>
+        </w:rPr>
+      </w:r>
+    </w:p>
+    <w:p>
+      <w:pPr>
+        <w:pStyle w:val="BodyText"/>
+        <w:rPr>
+          <w:rFonts w:ascii="Arial" w:hAnsi="Arial" w:cs="Arial" w:asciiTheme="minorHAnsi" w:cstheme="minorHAnsi" w:hAnsiTheme="minorHAnsi"/>
+          <w:sz w:val="20"/>
+          <w:szCs w:val="20"/>
+        </w:rPr>
+      </w:pPr>
+      <w:r>
+        <w:rPr>
+          <w:rFonts w:cs="Arial" w:cstheme="minorHAnsi" w:ascii="Arial" w:hAnsi="Arial"/>
           <w:sz w:val="20"/>
           <w:szCs w:val="20"/>
         </w:rPr>
@@ -1207,7 +1207,7 @@
     </w:p>
     <w:p>
       <w:pPr>
-        <w:pStyle w:val="Lignehorizontaleuser"/>
+        <w:pStyle w:val="Lignehorizontale"/>
         <w:suppressLineNumbers/>
         <w:pBdr>
           <w:bottom w:val="double" w:sz="2" w:space="0" w:color="808080"/>
@@ -1313,7 +1313,7 @@
       <w:r>
         <w:rPr>
           <w:rStyle w:val="Citation"/>
-          <w:rFonts w:eastAsia="Noto Serif CJK SC" w:cs="" w:asciiTheme="minorHAnsi" w:cstheme="minorHAnsi" w:hAnsiTheme="minorHAnsi"/>
+          <w:rFonts w:eastAsia="Noto Serif CJK SC" w:cs="Arial" w:ascii="Arial" w:hAnsi="Arial" w:asciiTheme="minorHAnsi" w:cstheme="minorHAnsi" w:hAnsiTheme="minorHAnsi"/>
           <w:i w:val="false"/>
           <w:iCs w:val="false"/>
           <w:color w:val="auto"/>
@@ -1635,7 +1635,7 @@
   </w:style>
   <w:style w:type="paragraph" w:styleId="Heading1">
     <w:name w:val="heading 1"/>
-    <w:basedOn w:val="Titreuser"/>
+    <w:basedOn w:val="Titre"/>
     <w:next w:val="BodyText"/>
     <w:qFormat/>
     <w:pPr>
@@ -1655,7 +1655,7 @@
   </w:style>
   <w:style w:type="paragraph" w:styleId="Heading2">
     <w:name w:val="heading 2"/>
-    <w:basedOn w:val="Titreuser"/>
+    <w:basedOn w:val="Titre"/>
     <w:next w:val="BodyText"/>
     <w:qFormat/>
     <w:pPr>
@@ -1672,7 +1672,7 @@
   </w:style>
   <w:style w:type="paragraph" w:styleId="Heading4">
     <w:name w:val="heading 4"/>
-    <w:basedOn w:val="Titreuser"/>
+    <w:basedOn w:val="Titre"/>
     <w:next w:val="BodyText"/>
     <w:qFormat/>
     <w:pPr>
@@ -1710,7 +1710,7 @@
       <w:spacing w:before="240" w:after="120"/>
     </w:pPr>
     <w:rPr>
-      <w:rFonts w:ascii="Liberation Sans" w:hAnsi="Liberation Sans" w:eastAsia="Noto Sans CJK SC" w:cs="Noto Sans Devanagari"/>
+      <w:rFonts w:ascii="Liberation Sans" w:hAnsi="Liberation Sans" w:eastAsia="Noto Sans CJK SC" w:cs="Lohit Devanagari"/>
       <w:sz w:val="28"/>
       <w:szCs w:val="28"/>
     </w:rPr>
@@ -1768,14 +1768,14 @@
       <w:spacing w:before="240" w:after="120"/>
     </w:pPr>
     <w:rPr>
-      <w:rFonts w:ascii="Liberation Sans" w:hAnsi="Liberation Sans" w:eastAsia="Noto Sans CJK SC" w:cs="Lohit Devanagari"/>
+      <w:rFonts w:ascii="Liberation Sans" w:hAnsi="Liberation Sans" w:eastAsia="Noto Sans CJK SC" w:cs="Noto Sans Devanagari"/>
       <w:sz w:val="28"/>
       <w:szCs w:val="28"/>
     </w:rPr>
   </w:style>
   <w:style w:type="paragraph" w:styleId="Title">
     <w:name w:val="Title"/>
-    <w:basedOn w:val="Titreuser"/>
+    <w:basedOn w:val="Titre"/>
     <w:next w:val="BodyText"/>
     <w:qFormat/>
     <w:pPr>
@@ -1788,8 +1788,8 @@
       <w:szCs w:val="56"/>
     </w:rPr>
   </w:style>
-  <w:style w:type="paragraph" w:styleId="Lignehorizontaleuser">
-    <w:name w:val="Ligne horizontale (user)"/>
+  <w:style w:type="paragraph" w:styleId="Lignehorizontale">
+    <w:name w:val="Ligne horizontale"/>
     <w:basedOn w:val="Normal"/>
     <w:next w:val="BodyText"/>
     <w:qFormat/>
@@ -1805,8 +1805,8 @@
       <w:szCs w:val="12"/>
     </w:rPr>
   </w:style>
-  <w:style w:type="paragraph" w:styleId="Texteprformatuser">
-    <w:name w:val="Texte préformaté (user)"/>
+  <w:style w:type="paragraph" w:styleId="Texteprformat">
+    <w:name w:val="Texte préformaté"/>
     <w:basedOn w:val="Normal"/>
     <w:qFormat/>
     <w:pPr>
@@ -1820,7 +1820,7 @@
   </w:style>
   <w:style w:type="paragraph" w:styleId="LigneH2">
     <w:name w:val="Ligne H 2"/>
-    <w:basedOn w:val="Lignehorizontaleuser"/>
+    <w:basedOn w:val="Lignehorizontale"/>
     <w:qFormat/>
     <w:pPr>
       <w:pBdr>
@@ -1829,15 +1829,15 @@
     </w:pPr>
     <w:rPr/>
   </w:style>
-  <w:style w:type="paragraph" w:styleId="Contenudecadreuser">
-    <w:name w:val="Contenu de cadre (user)"/>
+  <w:style w:type="paragraph" w:styleId="Contenudecadre">
+    <w:name w:val="Contenu de cadre"/>
     <w:basedOn w:val="Normal"/>
     <w:qFormat/>
     <w:pPr/>
     <w:rPr/>
   </w:style>
-  <w:style w:type="paragraph" w:styleId="Contenudetableauuser">
-    <w:name w:val="Contenu de tableau (user)"/>
+  <w:style w:type="paragraph" w:styleId="Contenudetableau">
+    <w:name w:val="Contenu de tableau"/>
     <w:basedOn w:val="Normal"/>
     <w:qFormat/>
     <w:pPr>

--- a/sv/doc_templates/detection.docx
+++ b/sv/doc_templates/detection.docx
@@ -114,7 +114,7 @@
     </w:p>
     <w:p>
       <w:pPr>
-        <w:pStyle w:val="Lignehorizontale"/>
+        <w:pStyle w:val="Lignehorizontaleuser"/>
         <w:suppressLineNumbers/>
         <w:pBdr>
           <w:bottom w:val="double" w:sz="2" w:space="0" w:color="808080"/>
@@ -192,7 +192,7 @@
     </w:p>
     <w:p>
       <w:pPr>
-        <w:pStyle w:val="Lignehorizontale"/>
+        <w:pStyle w:val="Lignehorizontaleuser"/>
         <w:suppressLineNumbers/>
         <w:pBdr>
           <w:bottom w:val="double" w:sz="2" w:space="0" w:color="808080"/>
@@ -300,7 +300,7 @@
     </w:p>
     <w:p>
       <w:pPr>
-        <w:pStyle w:val="Lignehorizontale"/>
+        <w:pStyle w:val="Lignehorizontaleuser"/>
         <w:rPr>
           <w:rFonts w:ascii="Arial" w:hAnsi="Arial" w:cs="Arial" w:asciiTheme="minorHAnsi" w:cstheme="minorHAnsi" w:hAnsiTheme="minorHAnsi"/>
           <w:sz w:val="20"/>
@@ -416,7 +416,7 @@
       </w:pPr>
       <w:r>
         <w:rPr/>
-        <w:t>Site d'inspection : {{ lieu.grouped_site_inspection or '-'  }}</w:t>
+        <w:t>Site d'inspection : {{ lieu.site_inspection_label_with_group or '-'  }}</w:t>
       </w:r>
     </w:p>
     <w:p>
@@ -812,7 +812,7 @@
     </w:p>
     <w:p>
       <w:pPr>
-        <w:pStyle w:val="Lignehorizontale"/>
+        <w:pStyle w:val="Lignehorizontaleuser"/>
         <w:rPr>
           <w:rFonts w:ascii="Arial" w:hAnsi="Arial" w:cs="Arial" w:asciiTheme="minorHAnsi" w:cstheme="minorHAnsi" w:hAnsiTheme="minorHAnsi"/>
           <w:sz w:val="20"/>
@@ -1207,7 +1207,7 @@
     </w:p>
     <w:p>
       <w:pPr>
-        <w:pStyle w:val="Lignehorizontale"/>
+        <w:pStyle w:val="Lignehorizontaleuser"/>
         <w:suppressLineNumbers/>
         <w:pBdr>
           <w:bottom w:val="double" w:sz="2" w:space="0" w:color="808080"/>
@@ -1635,7 +1635,7 @@
   </w:style>
   <w:style w:type="paragraph" w:styleId="Heading1">
     <w:name w:val="heading 1"/>
-    <w:basedOn w:val="Titre"/>
+    <w:basedOn w:val="Titreuser"/>
     <w:next w:val="BodyText"/>
     <w:qFormat/>
     <w:pPr>
@@ -1655,7 +1655,7 @@
   </w:style>
   <w:style w:type="paragraph" w:styleId="Heading2">
     <w:name w:val="heading 2"/>
-    <w:basedOn w:val="Titre"/>
+    <w:basedOn w:val="Titreuser"/>
     <w:next w:val="BodyText"/>
     <w:qFormat/>
     <w:pPr>
@@ -1672,7 +1672,7 @@
   </w:style>
   <w:style w:type="paragraph" w:styleId="Heading4">
     <w:name w:val="heading 4"/>
-    <w:basedOn w:val="Titre"/>
+    <w:basedOn w:val="Titreuser"/>
     <w:next w:val="BodyText"/>
     <w:qFormat/>
     <w:pPr>
@@ -1710,7 +1710,7 @@
       <w:spacing w:before="240" w:after="120"/>
     </w:pPr>
     <w:rPr>
-      <w:rFonts w:ascii="Liberation Sans" w:hAnsi="Liberation Sans" w:eastAsia="Noto Sans CJK SC" w:cs="Lohit Devanagari"/>
+      <w:rFonts w:ascii="Liberation Sans" w:hAnsi="Liberation Sans" w:eastAsia="Noto Sans CJK SC" w:cs="Noto Sans Devanagari"/>
       <w:sz w:val="28"/>
       <w:szCs w:val="28"/>
     </w:rPr>
@@ -1768,14 +1768,14 @@
       <w:spacing w:before="240" w:after="120"/>
     </w:pPr>
     <w:rPr>
-      <w:rFonts w:ascii="Liberation Sans" w:hAnsi="Liberation Sans" w:eastAsia="Noto Sans CJK SC" w:cs="Noto Sans Devanagari"/>
+      <w:rFonts w:ascii="Liberation Sans" w:hAnsi="Liberation Sans" w:eastAsia="Noto Sans CJK SC" w:cs="Lohit Devanagari"/>
       <w:sz w:val="28"/>
       <w:szCs w:val="28"/>
     </w:rPr>
   </w:style>
   <w:style w:type="paragraph" w:styleId="Title">
     <w:name w:val="Title"/>
-    <w:basedOn w:val="Titre"/>
+    <w:basedOn w:val="Titreuser"/>
     <w:next w:val="BodyText"/>
     <w:qFormat/>
     <w:pPr>
@@ -1788,8 +1788,8 @@
       <w:szCs w:val="56"/>
     </w:rPr>
   </w:style>
-  <w:style w:type="paragraph" w:styleId="Lignehorizontale">
-    <w:name w:val="Ligne horizontale"/>
+  <w:style w:type="paragraph" w:styleId="Lignehorizontaleuser">
+    <w:name w:val="Ligne horizontale (user)"/>
     <w:basedOn w:val="Normal"/>
     <w:next w:val="BodyText"/>
     <w:qFormat/>
@@ -1805,8 +1805,8 @@
       <w:szCs w:val="12"/>
     </w:rPr>
   </w:style>
-  <w:style w:type="paragraph" w:styleId="Texteprformat">
-    <w:name w:val="Texte préformaté"/>
+  <w:style w:type="paragraph" w:styleId="Texteprformatuser">
+    <w:name w:val="Texte préformaté (user)"/>
     <w:basedOn w:val="Normal"/>
     <w:qFormat/>
     <w:pPr>
@@ -1820,7 +1820,7 @@
   </w:style>
   <w:style w:type="paragraph" w:styleId="LigneH2">
     <w:name w:val="Ligne H 2"/>
-    <w:basedOn w:val="Lignehorizontale"/>
+    <w:basedOn w:val="Lignehorizontaleuser"/>
     <w:qFormat/>
     <w:pPr>
       <w:pBdr>
@@ -1829,15 +1829,15 @@
     </w:pPr>
     <w:rPr/>
   </w:style>
-  <w:style w:type="paragraph" w:styleId="Contenudecadre">
-    <w:name w:val="Contenu de cadre"/>
+  <w:style w:type="paragraph" w:styleId="Contenudecadreuser">
+    <w:name w:val="Contenu de cadre (user)"/>
     <w:basedOn w:val="Normal"/>
     <w:qFormat/>
     <w:pPr/>
     <w:rPr/>
   </w:style>
-  <w:style w:type="paragraph" w:styleId="Contenudetableau">
-    <w:name w:val="Contenu de tableau"/>
+  <w:style w:type="paragraph" w:styleId="Contenudetableauuser">
+    <w:name w:val="Contenu de tableau (user)"/>
     <w:basedOn w:val="Normal"/>
     <w:qFormat/>
     <w:pPr>

--- a/sv/doc_templates/detection.docx
+++ b/sv/doc_templates/detection.docx
@@ -114,7 +114,7 @@
     </w:p>
     <w:p>
       <w:pPr>
-        <w:pStyle w:val="Lignehorizontaleuser"/>
+        <w:pStyle w:val="Lignehorizontale"/>
         <w:suppressLineNumbers/>
         <w:pBdr>
           <w:bottom w:val="double" w:sz="2" w:space="0" w:color="808080"/>
@@ -192,7 +192,7 @@
     </w:p>
     <w:p>
       <w:pPr>
-        <w:pStyle w:val="Lignehorizontaleuser"/>
+        <w:pStyle w:val="Lignehorizontale"/>
         <w:suppressLineNumbers/>
         <w:pBdr>
           <w:bottom w:val="double" w:sz="2" w:space="0" w:color="808080"/>
@@ -269,6 +269,226 @@
     <w:p>
       <w:pPr>
         <w:pStyle w:val="BodyText"/>
+        <w:spacing w:lineRule="auto" w:line="276"/>
+        <w:rPr>
+          <w:rFonts w:ascii="Liberation Serif" w:hAnsi="Liberation Serif"/>
+        </w:rPr>
+      </w:pPr>
+      <w:r>
+        <w:rPr/>
+      </w:r>
+    </w:p>
+    <w:p>
+      <w:pPr>
+        <w:pStyle w:val="Heading4"/>
+        <w:numPr>
+          <w:ilvl w:val="3"/>
+          <w:numId w:val="2"/>
+        </w:numPr>
+        <w:ind w:hanging="0" w:left="0"/>
+        <w:jc w:val="center"/>
+        <w:rPr>
+          <w:rFonts w:ascii="Liberation Serif" w:hAnsi="Liberation Serif"/>
+          <w:sz w:val="20"/>
+          <w:szCs w:val="20"/>
+        </w:rPr>
+      </w:pPr>
+      <w:r>
+        <w:rPr>
+          <w:rFonts w:cs="Arial" w:ascii="Arial" w:hAnsi="Arial"/>
+          <w:sz w:val="20"/>
+          <w:szCs w:val="20"/>
+        </w:rPr>
+        <w:t>Élements infestés</w:t>
+      </w:r>
+    </w:p>
+    <w:p>
+      <w:pPr>
+        <w:pStyle w:val="Lignehorizontaleuser"/>
+        <w:pBdr>
+          <w:bottom w:val="double" w:sz="2" w:space="0" w:color="808080"/>
+        </w:pBdr>
+        <w:rPr>
+          <w:rFonts w:ascii="Arial" w:hAnsi="Arial" w:cs="Arial"/>
+          <w:sz w:val="20"/>
+          <w:szCs w:val="20"/>
+        </w:rPr>
+      </w:pPr>
+      <w:r>
+        <w:rPr>
+          <w:rFonts w:cs="Arial" w:ascii="Arial" w:hAnsi="Arial"/>
+          <w:sz w:val="20"/>
+          <w:szCs w:val="20"/>
+        </w:rPr>
+      </w:r>
+    </w:p>
+    <w:p>
+      <w:pPr>
+        <w:pStyle w:val="BodyText"/>
+        <w:spacing w:lineRule="auto" w:line="276"/>
+        <w:rPr>
+          <w:rFonts w:ascii="Arial" w:hAnsi="Arial" w:cs="Arial"/>
+          <w:sz w:val="20"/>
+          <w:szCs w:val="20"/>
+        </w:rPr>
+      </w:pPr>
+      <w:r>
+        <w:rPr/>
+        <w:t>{%p for element_infeste in object.elements_infestes.all() %}</w:t>
+      </w:r>
+    </w:p>
+    <w:p>
+      <w:pPr>
+        <w:pStyle w:val="BodyText"/>
+        <w:spacing w:lineRule="auto" w:line="276"/>
+        <w:rPr>
+          <w:rFonts w:ascii="Arial" w:hAnsi="Arial" w:cs="Arial"/>
+          <w:sz w:val="20"/>
+          <w:szCs w:val="20"/>
+        </w:rPr>
+      </w:pPr>
+      <w:r>
+        <w:rPr/>
+        <w:t>Nom : {{ element_infeste.get_type_display() or '-'  }}</w:t>
+      </w:r>
+    </w:p>
+    <w:p>
+      <w:pPr>
+        <w:pStyle w:val="BodyText"/>
+        <w:spacing w:lineRule="auto" w:line="276"/>
+        <w:rPr>
+          <w:rFonts w:ascii="Arial" w:hAnsi="Arial" w:cs="Arial"/>
+          <w:sz w:val="20"/>
+          <w:szCs w:val="20"/>
+        </w:rPr>
+      </w:pPr>
+      <w:r>
+        <w:rPr/>
+        <w:t>Espèce : {{ element_infeste.espece or '-' }}</w:t>
+      </w:r>
+    </w:p>
+    <w:p>
+      <w:pPr>
+        <w:pStyle w:val="BodyText"/>
+        <w:spacing w:lineRule="auto" w:line="276"/>
+        <w:rPr>
+          <w:rFonts w:ascii="Arial" w:hAnsi="Arial" w:cs="Arial"/>
+          <w:sz w:val="20"/>
+          <w:szCs w:val="20"/>
+        </w:rPr>
+      </w:pPr>
+      <w:r>
+        <w:rPr/>
+        <w:t>Quantité d'éléments infestés : {{  element_infeste.quantite_with_unite or '-'  }}</w:t>
+      </w:r>
+    </w:p>
+    <w:p>
+      <w:pPr>
+        <w:pStyle w:val="BodyText"/>
+        <w:spacing w:lineRule="auto" w:line="276"/>
+        <w:rPr>
+          <w:rFonts w:ascii="Arial" w:hAnsi="Arial" w:cs="Arial"/>
+          <w:sz w:val="20"/>
+          <w:szCs w:val="20"/>
+        </w:rPr>
+      </w:pPr>
+      <w:r>
+        <w:rPr/>
+        <w:t>Commentaires : {{  element_infeste.comments or '-' }}</w:t>
+      </w:r>
+      <w:r>
+        <w:rPr>
+          <w:rFonts w:cs="Arial"/>
+          <w:sz w:val="24"/>
+          <w:szCs w:val="24"/>
+        </w:rPr>
+        <w:br/>
+      </w:r>
+      <w:r>
+        <w:rPr>
+          <w:rFonts w:cs="Arial"/>
+          <w:i w:val="false"/>
+          <w:iCs w:val="false"/>
+          <w:sz w:val="24"/>
+          <w:szCs w:val="24"/>
+        </w:rPr>
+        <w:t>{% if not loop.last %}</w:t>
+      </w:r>
+    </w:p>
+    <w:p>
+      <w:pPr>
+        <w:pStyle w:val="LigneH2"/>
+        <w:pBdr>
+          <w:bottom w:val="dashed" w:sz="6" w:space="0" w:color="1C1C1C"/>
+        </w:pBdr>
+        <w:rPr>
+          <w:rFonts w:ascii="Liberation Serif" w:hAnsi="Liberation Serif" w:cs="Arial"/>
+          <w:i w:val="false"/>
+          <w:iCs w:val="false"/>
+          <w:sz w:val="24"/>
+          <w:szCs w:val="24"/>
+        </w:rPr>
+      </w:pPr>
+      <w:r>
+        <w:rPr>
+          <w:rFonts w:cs="Arial"/>
+          <w:i w:val="false"/>
+          <w:iCs w:val="false"/>
+          <w:sz w:val="24"/>
+          <w:szCs w:val="24"/>
+        </w:rPr>
+      </w:r>
+    </w:p>
+    <w:p>
+      <w:pPr>
+        <w:pStyle w:val="BodyText"/>
+        <w:spacing w:lineRule="auto" w:line="276"/>
+        <w:rPr>
+          <w:rFonts w:ascii="Liberation Serif" w:hAnsi="Liberation Serif" w:cs="Arial"/>
+          <w:i w:val="false"/>
+          <w:iCs w:val="false"/>
+          <w:sz w:val="24"/>
+          <w:szCs w:val="24"/>
+        </w:rPr>
+      </w:pPr>
+      <w:r>
+        <w:rPr>
+          <w:rFonts w:cs="Arial"/>
+          <w:i w:val="false"/>
+          <w:iCs w:val="false"/>
+          <w:sz w:val="24"/>
+          <w:szCs w:val="24"/>
+        </w:rPr>
+        <w:t>{% endif %}</w:t>
+      </w:r>
+    </w:p>
+    <w:p>
+      <w:pPr>
+        <w:pStyle w:val="BodyText"/>
+        <w:spacing w:lineRule="auto" w:line="276"/>
+        <w:rPr>
+          <w:rFonts w:ascii="Liberation Serif" w:hAnsi="Liberation Serif"/>
+          <w:lang w:val="fr-FR"/>
+        </w:rPr>
+      </w:pPr>
+      <w:r>
+        <w:rPr>
+          <w:rStyle w:val="Citation"/>
+          <w:rFonts w:eastAsia="Noto Serif CJK SC" w:cs="Arial"/>
+          <w:i w:val="false"/>
+          <w:iCs w:val="false"/>
+          <w:color w:val="auto"/>
+          <w:kern w:val="2"/>
+          <w:sz w:val="24"/>
+          <w:szCs w:val="24"/>
+          <w:lang w:val="fr-FR" w:eastAsia="zh-CN" w:bidi="fr-FR"/>
+        </w:rPr>
+        <w:t>{%p endfor %}</w:t>
+      </w:r>
+    </w:p>
+    <w:p>
+      <w:pPr>
+        <w:pStyle w:val="BodyText"/>
         <w:rPr/>
       </w:pPr>
       <w:r>
@@ -300,7 +520,7 @@
     </w:p>
     <w:p>
       <w:pPr>
-        <w:pStyle w:val="Lignehorizontaleuser"/>
+        <w:pStyle w:val="Lignehorizontale"/>
         <w:rPr>
           <w:rFonts w:ascii="Arial" w:hAnsi="Arial" w:cs="Arial" w:asciiTheme="minorHAnsi" w:cstheme="minorHAnsi" w:hAnsiTheme="minorHAnsi"/>
           <w:sz w:val="20"/>
@@ -812,7 +1032,7 @@
     </w:p>
     <w:p>
       <w:pPr>
-        <w:pStyle w:val="Lignehorizontaleuser"/>
+        <w:pStyle w:val="Lignehorizontale"/>
         <w:rPr>
           <w:rFonts w:ascii="Arial" w:hAnsi="Arial" w:cs="Arial" w:asciiTheme="minorHAnsi" w:cstheme="minorHAnsi" w:hAnsiTheme="minorHAnsi"/>
           <w:sz w:val="20"/>
@@ -1207,7 +1427,7 @@
     </w:p>
     <w:p>
       <w:pPr>
-        <w:pStyle w:val="Lignehorizontaleuser"/>
+        <w:pStyle w:val="Lignehorizontale"/>
         <w:suppressLineNumbers/>
         <w:pBdr>
           <w:bottom w:val="double" w:sz="2" w:space="0" w:color="808080"/>
@@ -1635,7 +1855,7 @@
   </w:style>
   <w:style w:type="paragraph" w:styleId="Heading1">
     <w:name w:val="heading 1"/>
-    <w:basedOn w:val="Titreuser"/>
+    <w:basedOn w:val="Titre"/>
     <w:next w:val="BodyText"/>
     <w:qFormat/>
     <w:pPr>
@@ -1655,7 +1875,7 @@
   </w:style>
   <w:style w:type="paragraph" w:styleId="Heading2">
     <w:name w:val="heading 2"/>
-    <w:basedOn w:val="Titreuser"/>
+    <w:basedOn w:val="Titre"/>
     <w:next w:val="BodyText"/>
     <w:qFormat/>
     <w:pPr>
@@ -1672,7 +1892,7 @@
   </w:style>
   <w:style w:type="paragraph" w:styleId="Heading4">
     <w:name w:val="heading 4"/>
-    <w:basedOn w:val="Titreuser"/>
+    <w:basedOn w:val="Titre"/>
     <w:next w:val="BodyText"/>
     <w:qFormat/>
     <w:pPr>
@@ -1710,7 +1930,7 @@
       <w:spacing w:before="240" w:after="120"/>
     </w:pPr>
     <w:rPr>
-      <w:rFonts w:ascii="Liberation Sans" w:hAnsi="Liberation Sans" w:eastAsia="Noto Sans CJK SC" w:cs="Noto Sans Devanagari"/>
+      <w:rFonts w:ascii="Liberation Sans" w:hAnsi="Liberation Sans" w:eastAsia="Noto Sans CJK SC" w:cs="Lohit Devanagari"/>
       <w:sz w:val="28"/>
       <w:szCs w:val="28"/>
     </w:rPr>
@@ -1768,14 +1988,14 @@
       <w:spacing w:before="240" w:after="120"/>
     </w:pPr>
     <w:rPr>
-      <w:rFonts w:ascii="Liberation Sans" w:hAnsi="Liberation Sans" w:eastAsia="Noto Sans CJK SC" w:cs="Lohit Devanagari"/>
+      <w:rFonts w:ascii="Liberation Sans" w:hAnsi="Liberation Sans" w:eastAsia="Noto Sans CJK SC" w:cs="Noto Sans Devanagari"/>
       <w:sz w:val="28"/>
       <w:szCs w:val="28"/>
     </w:rPr>
   </w:style>
   <w:style w:type="paragraph" w:styleId="Title">
     <w:name w:val="Title"/>
-    <w:basedOn w:val="Titreuser"/>
+    <w:basedOn w:val="Titre"/>
     <w:next w:val="BodyText"/>
     <w:qFormat/>
     <w:pPr>
@@ -1788,8 +2008,8 @@
       <w:szCs w:val="56"/>
     </w:rPr>
   </w:style>
-  <w:style w:type="paragraph" w:styleId="Lignehorizontaleuser">
-    <w:name w:val="Ligne horizontale (user)"/>
+  <w:style w:type="paragraph" w:styleId="Lignehorizontale">
+    <w:name w:val="Ligne horizontale"/>
     <w:basedOn w:val="Normal"/>
     <w:next w:val="BodyText"/>
     <w:qFormat/>
@@ -1805,8 +2025,8 @@
       <w:szCs w:val="12"/>
     </w:rPr>
   </w:style>
-  <w:style w:type="paragraph" w:styleId="Texteprformatuser">
-    <w:name w:val="Texte préformaté (user)"/>
+  <w:style w:type="paragraph" w:styleId="Texteprformat">
+    <w:name w:val="Texte préformaté"/>
     <w:basedOn w:val="Normal"/>
     <w:qFormat/>
     <w:pPr>
@@ -1820,7 +2040,7 @@
   </w:style>
   <w:style w:type="paragraph" w:styleId="LigneH2">
     <w:name w:val="Ligne H 2"/>
-    <w:basedOn w:val="Lignehorizontaleuser"/>
+    <w:basedOn w:val="Lignehorizontale"/>
     <w:qFormat/>
     <w:pPr>
       <w:pBdr>
@@ -1829,15 +2049,15 @@
     </w:pPr>
     <w:rPr/>
   </w:style>
-  <w:style w:type="paragraph" w:styleId="Contenudecadreuser">
-    <w:name w:val="Contenu de cadre (user)"/>
+  <w:style w:type="paragraph" w:styleId="Contenudecadre">
+    <w:name w:val="Contenu de cadre"/>
     <w:basedOn w:val="Normal"/>
     <w:qFormat/>
     <w:pPr/>
     <w:rPr/>
   </w:style>
-  <w:style w:type="paragraph" w:styleId="Contenudetableauuser">
-    <w:name w:val="Contenu de tableau (user)"/>
+  <w:style w:type="paragraph" w:styleId="Contenudetableau">
+    <w:name w:val="Contenu de tableau"/>
     <w:basedOn w:val="Normal"/>
     <w:qFormat/>
     <w:pPr>
@@ -1845,6 +2065,21 @@
       <w:suppressLineNumbers/>
     </w:pPr>
     <w:rPr/>
+  </w:style>
+  <w:style w:type="paragraph" w:styleId="Lignehorizontaleuser">
+    <w:name w:val="Ligne horizontale (user)"/>
+    <w:basedOn w:val="Normal"/>
+    <w:qFormat/>
+    <w:pPr>
+      <w:pBdr>
+        <w:bottom w:val="double" w:sz="2" w:space="0" w:color="808080"/>
+      </w:pBdr>
+      <w:spacing w:before="0" w:after="283"/>
+    </w:pPr>
+    <w:rPr>
+      <w:sz w:val="12"/>
+      <w:szCs w:val="12"/>
+    </w:rPr>
   </w:style>
 </w:styles>
 </file>
